--- a/posts/optionprice/index.docx
+++ b/posts/optionprice/index.docx
@@ -52,7 +52,7 @@
         </w:p>
       </w:sdtContent>
     </w:sdt>
-    <w:bookmarkStart w:id="24" w:name="introduction"/>
+    <w:bookmarkStart w:id="13" w:name="introduction"/>
     <w:p>
       <w:pPr>
         <w:pStyle w:val="Heading2"/>
@@ -69,7 +69,7 @@
         <w:t xml:space="preserve">In this blog, we will explore how to price simple equity derivatives using the Black-Scholes-Merton (BSM) model. We will derive the mathematical formula and then provide Python code to implement it.</w:t>
       </w:r>
     </w:p>
-    <w:bookmarkStart w:id="23" w:name="background-and-preliminaries"/>
+    <w:bookmarkStart w:id="12" w:name="background-and-preliminaries"/>
     <w:p>
       <w:pPr>
         <w:pStyle w:val="Heading3"/>
@@ -123,30 +123,32 @@
         <w:t xml:space="preserve"> </w:t>
       </w:r>
       <m:oMath>
+        <m:r>
+          <m:rPr>
+            <m:sty m:val="p"/>
+          </m:rPr>
+          <m:t>(</m:t>
+        </m:r>
         <m:sSub>
           <m:e>
-            <m:d>
-              <m:dPr>
-                <m:begChr m:val="("/>
-                <m:sepChr m:val=""/>
-                <m:endChr m:val=")"/>
-                <m:grow/>
-              </m:dPr>
-              <m:e>
-                <m:sSub>
-                  <m:e>
-                    <m:r>
-                      <m:t>B</m:t>
-                    </m:r>
-                  </m:e>
-                  <m:sub>
-                    <m:r>
-                      <m:t>t</m:t>
-                    </m:r>
-                  </m:sub>
-                </m:sSub>
-              </m:e>
-            </m:d>
+            <m:r>
+              <m:t>B</m:t>
+            </m:r>
+          </m:e>
+          <m:sub>
+            <m:r>
+              <m:t>t</m:t>
+            </m:r>
+          </m:sub>
+        </m:sSub>
+        <m:sSub>
+          <m:e>
+            <m:r>
+              <m:rPr>
+                <m:sty m:val="p"/>
+              </m:rPr>
+              <m:t>)</m:t>
+            </m:r>
           </m:e>
           <m:sub>
             <m:r>
@@ -320,37 +322,39 @@
         <m:r>
           <m:t>N</m:t>
         </m:r>
-        <m:d>
-          <m:dPr>
-            <m:begChr m:val="("/>
-            <m:sepChr m:val=""/>
-            <m:endChr m:val=")"/>
-            <m:grow/>
-          </m:dPr>
-          <m:e>
-            <m:r>
-              <m:t>0</m:t>
-            </m:r>
-            <m:r>
-              <m:rPr>
-                <m:sty m:val="p"/>
-              </m:rPr>
-              <m:t>,</m:t>
-            </m:r>
-            <m:r>
-              <m:t>t</m:t>
-            </m:r>
-            <m:r>
-              <m:rPr>
-                <m:sty m:val="p"/>
-              </m:rPr>
-              <m:t>−</m:t>
-            </m:r>
-            <m:r>
-              <m:t>s</m:t>
-            </m:r>
-          </m:e>
-        </m:d>
+        <m:r>
+          <m:rPr>
+            <m:sty m:val="p"/>
+          </m:rPr>
+          <m:t>(</m:t>
+        </m:r>
+        <m:r>
+          <m:t>0</m:t>
+        </m:r>
+        <m:r>
+          <m:rPr>
+            <m:sty m:val="p"/>
+          </m:rPr>
+          <m:t>,</m:t>
+        </m:r>
+        <m:r>
+          <m:t>t</m:t>
+        </m:r>
+        <m:r>
+          <m:rPr>
+            <m:sty m:val="p"/>
+          </m:rPr>
+          <m:t>−</m:t>
+        </m:r>
+        <m:r>
+          <m:t>s</m:t>
+        </m:r>
+        <m:r>
+          <m:rPr>
+            <m:sty m:val="p"/>
+          </m:rPr>
+          <m:t>)</m:t>
+        </m:r>
       </m:oMath>
       <w:r>
         <w:t xml:space="preserve"> </w:t>
@@ -1439,18 +1443,18 @@
           <wp:inline>
             <wp:extent cx="5334000" cy="2577262"/>
             <wp:effectExtent b="0" l="0" r="0" t="0"/>
-            <wp:docPr descr="" title="" id="21" name="Picture"/>
+            <wp:docPr descr="" title="" id="10" name="Picture"/>
             <a:graphic>
               <a:graphicData uri="http://schemas.openxmlformats.org/drawingml/2006/picture">
                 <pic:pic>
                   <pic:nvPicPr>
-                    <pic:cNvPr descr="index_files/figure-docx/cell-2-output-1.png" id="22" name="Picture"/>
+                    <pic:cNvPr descr="index_files/figure-docx/cell-2-output-1.png" id="11" name="Picture"/>
                     <pic:cNvPicPr>
                       <a:picLocks noChangeArrowheads="1" noChangeAspect="1"/>
                     </pic:cNvPicPr>
                   </pic:nvPicPr>
                   <pic:blipFill>
-                    <a:blip r:embed="rId20"/>
+                    <a:blip r:embed="rId9"/>
                     <a:stretch>
                       <a:fillRect/>
                     </a:stretch>
@@ -1799,124 +1803,130 @@
         <m:r>
           <m:t>f</m:t>
         </m:r>
-        <m:d>
-          <m:dPr>
-            <m:begChr m:val="("/>
-            <m:sepChr m:val=""/>
-            <m:endChr m:val=")"/>
-            <m:grow/>
-          </m:dPr>
+        <m:r>
+          <m:rPr>
+            <m:sty m:val="p"/>
+          </m:rPr>
+          <m:t>(</m:t>
+        </m:r>
+        <m:r>
+          <m:t>t</m:t>
+        </m:r>
+        <m:r>
+          <m:rPr>
+            <m:sty m:val="p"/>
+          </m:rPr>
+          <m:t>,</m:t>
+        </m:r>
+        <m:sSub>
           <m:e>
+            <m:r>
+              <m:t>S</m:t>
+            </m:r>
+          </m:e>
+          <m:sub>
             <m:r>
               <m:t>t</m:t>
             </m:r>
+          </m:sub>
+        </m:sSub>
+        <m:r>
+          <m:rPr>
+            <m:sty m:val="p"/>
+          </m:rPr>
+          <m:t>)</m:t>
+        </m:r>
+        <m:r>
+          <m:rPr>
+            <m:sty m:val="p"/>
+          </m:rPr>
+          <m:t>=</m:t>
+        </m:r>
+        <m:r>
+          <m:rPr>
+            <m:sty m:val="p"/>
+          </m:rPr>
+          <m:t>ln</m:t>
+        </m:r>
+        <m:r>
+          <m:rPr>
+            <m:sty m:val="p"/>
+          </m:rPr>
+          <m:t>(</m:t>
+        </m:r>
+        <m:sSub>
+          <m:e>
+            <m:r>
+              <m:t>S</m:t>
+            </m:r>
+          </m:e>
+          <m:sub>
+            <m:r>
+              <m:t>t</m:t>
+            </m:r>
+          </m:sub>
+        </m:sSub>
+        <m:r>
+          <m:rPr>
+            <m:sty m:val="p"/>
+          </m:rPr>
+          <m:t>)</m:t>
+        </m:r>
+      </m:oMath>
+      <w:r>
+        <w:t xml:space="preserve"> </w:t>
+      </w:r>
+      <w:r>
+        <w:t xml:space="preserve">and then by Taylor’s expansion, we have</w:t>
+      </w:r>
+    </w:p>
+    <w:p>
+      <w:pPr>
+        <w:pStyle w:val="BodyText"/>
+      </w:pPr>
+    </w:p>
+    <w:p>
+      <w:pPr>
+        <w:pStyle w:val="BodyText"/>
+      </w:pPr>
+      <w:r>
+        <w:t xml:space="preserve">By definition we have</w:t>
+      </w:r>
+      <w:r>
+        <w:t xml:space="preserve"> </w:t>
+      </w:r>
+    </w:p>
+    <w:p>
+      <w:pPr>
+        <w:pStyle w:val="BodyText"/>
+      </w:pPr>
+      <w:r>
+        <w:t xml:space="preserve">The term</w:t>
+      </w:r>
+      <w:r>
+        <w:t xml:space="preserve"> </w:t>
+      </w:r>
+      <m:oMath>
+        <m:r>
+          <m:rPr>
+            <m:sty m:val="p"/>
+          </m:rPr>
+          <m:t>(</m:t>
+        </m:r>
+        <m:r>
+          <m:t>d</m:t>
+        </m:r>
+        <m:r>
+          <m:t>t</m:t>
+        </m:r>
+        <m:sSup>
+          <m:e>
             <m:r>
               <m:rPr>
                 <m:sty m:val="p"/>
               </m:rPr>
-              <m:t>,</m:t>
+              <m:t>)</m:t>
             </m:r>
-            <m:sSub>
-              <m:e>
-                <m:r>
-                  <m:t>S</m:t>
-                </m:r>
-              </m:e>
-              <m:sub>
-                <m:r>
-                  <m:t>t</m:t>
-                </m:r>
-              </m:sub>
-            </m:sSub>
-          </m:e>
-        </m:d>
-        <m:r>
-          <m:rPr>
-            <m:sty m:val="p"/>
-          </m:rPr>
-          <m:t>=</m:t>
-        </m:r>
-        <m:r>
-          <m:rPr>
-            <m:sty m:val="p"/>
-          </m:rPr>
-          <m:t>ln</m:t>
-        </m:r>
-        <m:d>
-          <m:dPr>
-            <m:begChr m:val="("/>
-            <m:sepChr m:val=""/>
-            <m:endChr m:val=")"/>
-            <m:grow/>
-          </m:dPr>
-          <m:e>
-            <m:sSub>
-              <m:e>
-                <m:r>
-                  <m:t>S</m:t>
-                </m:r>
-              </m:e>
-              <m:sub>
-                <m:r>
-                  <m:t>t</m:t>
-                </m:r>
-              </m:sub>
-            </m:sSub>
-          </m:e>
-        </m:d>
-      </m:oMath>
-      <w:r>
-        <w:t xml:space="preserve"> </w:t>
-      </w:r>
-      <w:r>
-        <w:t xml:space="preserve">and then by Taylor’s expansion, we have</w:t>
-      </w:r>
-    </w:p>
-    <w:p>
-      <w:pPr>
-        <w:pStyle w:val="BodyText"/>
-      </w:pPr>
-    </w:p>
-    <w:p>
-      <w:pPr>
-        <w:pStyle w:val="BodyText"/>
-      </w:pPr>
-      <w:r>
-        <w:t xml:space="preserve">By definition we have</w:t>
-      </w:r>
-      <w:r>
-        <w:t xml:space="preserve"> </w:t>
-      </w:r>
-    </w:p>
-    <w:p>
-      <w:pPr>
-        <w:pStyle w:val="BodyText"/>
-      </w:pPr>
-      <w:r>
-        <w:t xml:space="preserve">The term</w:t>
-      </w:r>
-      <w:r>
-        <w:t xml:space="preserve"> </w:t>
-      </w:r>
-      <m:oMath>
-        <m:sSup>
-          <m:e>
-            <m:d>
-              <m:dPr>
-                <m:begChr m:val="("/>
-                <m:sepChr m:val=""/>
-                <m:endChr m:val=")"/>
-                <m:grow/>
-              </m:dPr>
-              <m:e>
-                <m:r>
-                  <m:t>d</m:t>
-                </m:r>
-                <m:r>
-                  <m:t>t</m:t>
-                </m:r>
-              </m:e>
-            </m:d>
           </m:e>
           <m:sup>
             <m:r>
@@ -2007,33 +2017,35 @@
         <w:t xml:space="preserve"> </w:t>
       </w:r>
       <m:oMath>
+        <m:r>
+          <m:rPr>
+            <m:sty m:val="p"/>
+          </m:rPr>
+          <m:t>(</m:t>
+        </m:r>
+        <m:r>
+          <m:t>d</m:t>
+        </m:r>
+        <m:sSub>
+          <m:e>
+            <m:r>
+              <m:t>B</m:t>
+            </m:r>
+          </m:e>
+          <m:sub>
+            <m:r>
+              <m:t>t</m:t>
+            </m:r>
+          </m:sub>
+        </m:sSub>
         <m:sSup>
           <m:e>
-            <m:d>
-              <m:dPr>
-                <m:begChr m:val="("/>
-                <m:sepChr m:val=""/>
-                <m:endChr m:val=")"/>
-                <m:grow/>
-              </m:dPr>
-              <m:e>
-                <m:r>
-                  <m:t>d</m:t>
-                </m:r>
-                <m:sSub>
-                  <m:e>
-                    <m:r>
-                      <m:t>B</m:t>
-                    </m:r>
-                  </m:e>
-                  <m:sub>
-                    <m:r>
-                      <m:t>t</m:t>
-                    </m:r>
-                  </m:sub>
-                </m:sSub>
-              </m:e>
-            </m:d>
+            <m:r>
+              <m:rPr>
+                <m:sty m:val="p"/>
+              </m:rPr>
+              <m:t>)</m:t>
+            </m:r>
           </m:e>
           <m:sup>
             <m:r>
@@ -2118,9 +2130,9 @@
         <w:br/>
       </w:r>
     </w:p>
-    <w:bookmarkEnd w:id="23"/>
-    <w:bookmarkEnd w:id="24"/>
-    <w:bookmarkStart w:id="30" w:name="black-scholes-merton-formula"/>
+    <w:bookmarkEnd w:id="12"/>
+    <w:bookmarkEnd w:id="13"/>
+    <w:bookmarkStart w:id="19" w:name="black-scholes-merton-formula"/>
     <w:p>
       <w:pPr>
         <w:pStyle w:val="Heading2"/>
@@ -2153,28 +2165,30 @@
         <m:r>
           <m:t>V</m:t>
         </m:r>
-        <m:d>
-          <m:dPr>
-            <m:begChr m:val="("/>
-            <m:sepChr m:val=""/>
-            <m:endChr m:val=")"/>
-            <m:grow/>
-          </m:dPr>
-          <m:e>
-            <m:r>
-              <m:t>S</m:t>
-            </m:r>
-            <m:r>
-              <m:rPr>
-                <m:sty m:val="p"/>
-              </m:rPr>
-              <m:t>,</m:t>
-            </m:r>
-            <m:r>
-              <m:t>T</m:t>
-            </m:r>
-          </m:e>
-        </m:d>
+        <m:r>
+          <m:rPr>
+            <m:sty m:val="p"/>
+          </m:rPr>
+          <m:t>(</m:t>
+        </m:r>
+        <m:r>
+          <m:t>S</m:t>
+        </m:r>
+        <m:r>
+          <m:rPr>
+            <m:sty m:val="p"/>
+          </m:rPr>
+          <m:t>,</m:t>
+        </m:r>
+        <m:r>
+          <m:t>T</m:t>
+        </m:r>
+        <m:r>
+          <m:rPr>
+            <m:sty m:val="p"/>
+          </m:rPr>
+          <m:t>)</m:t>
+        </m:r>
       </m:oMath>
       <w:r>
         <w:t xml:space="preserve"> </w:t>
@@ -2278,6 +2292,9 @@
         </m:oMathParaPr>
         <m:oMath>
           <m:r>
+            <m:rPr>
+              <m:sty m:val="p"/>
+            </m:rPr>
             <m:t>Π</m:t>
           </m:r>
           <m:r>
@@ -2345,40 +2362,45 @@
         <w:t xml:space="preserve"> </w:t>
       </w:r>
       <m:oMath>
-        <m:d>
-          <m:dPr>
-            <m:begChr m:val="["/>
-            <m:sepChr m:val=""/>
-            <m:endChr m:val="]"/>
-            <m:grow/>
-          </m:dPr>
-          <m:e>
-            <m:r>
-              <m:t>t</m:t>
-            </m:r>
-            <m:r>
-              <m:rPr>
-                <m:sty m:val="p"/>
-              </m:rPr>
-              <m:t>,</m:t>
-            </m:r>
-            <m:r>
-              <m:t>t</m:t>
-            </m:r>
-            <m:r>
-              <m:rPr>
-                <m:sty m:val="p"/>
-              </m:rPr>
-              <m:t>+</m:t>
-            </m:r>
-            <m:r>
-              <m:t>Δ</m:t>
-            </m:r>
-            <m:r>
-              <m:t>t</m:t>
-            </m:r>
-          </m:e>
-        </m:d>
+        <m:r>
+          <m:rPr>
+            <m:sty m:val="p"/>
+          </m:rPr>
+          <m:t>[</m:t>
+        </m:r>
+        <m:r>
+          <m:t>t</m:t>
+        </m:r>
+        <m:r>
+          <m:rPr>
+            <m:sty m:val="p"/>
+          </m:rPr>
+          <m:t>,</m:t>
+        </m:r>
+        <m:r>
+          <m:t>t</m:t>
+        </m:r>
+        <m:r>
+          <m:rPr>
+            <m:sty m:val="p"/>
+          </m:rPr>
+          <m:t>+</m:t>
+        </m:r>
+        <m:r>
+          <m:rPr>
+            <m:sty m:val="p"/>
+          </m:rPr>
+          <m:t>Δ</m:t>
+        </m:r>
+        <m:r>
+          <m:t>t</m:t>
+        </m:r>
+        <m:r>
+          <m:rPr>
+            <m:sty m:val="p"/>
+          </m:rPr>
+          <m:t>]</m:t>
+        </m:r>
       </m:oMath>
       <w:r>
         <w:t xml:space="preserve">, the total profit or loss from the changes in the values of the portfolio is</w:t>
@@ -2394,9 +2416,15 @@
         </m:oMathParaPr>
         <m:oMath>
           <m:r>
+            <m:rPr>
+              <m:sty m:val="p"/>
+            </m:rPr>
             <m:t>Δ</m:t>
           </m:r>
           <m:r>
+            <m:rPr>
+              <m:sty m:val="p"/>
+            </m:rPr>
             <m:t>Π</m:t>
           </m:r>
           <m:r>
@@ -2412,6 +2440,9 @@
             <m:t>−</m:t>
           </m:r>
           <m:r>
+            <m:rPr>
+              <m:sty m:val="p"/>
+            </m:rPr>
             <m:t>Δ</m:t>
           </m:r>
           <m:r>
@@ -2451,6 +2482,9 @@
             </m:den>
           </m:f>
           <m:r>
+            <m:rPr>
+              <m:sty m:val="p"/>
+            </m:rPr>
             <m:t>Δ</m:t>
           </m:r>
           <m:r>
@@ -2505,9 +2539,15 @@
             <m:t>r</m:t>
           </m:r>
           <m:r>
+            <m:rPr>
+              <m:sty m:val="p"/>
+            </m:rPr>
             <m:t>Π</m:t>
           </m:r>
           <m:r>
+            <m:rPr>
+              <m:sty m:val="p"/>
+            </m:rPr>
             <m:t>Δ</m:t>
           </m:r>
           <m:r>
@@ -2520,9 +2560,15 @@
             <m:t>=</m:t>
           </m:r>
           <m:r>
+            <m:rPr>
+              <m:sty m:val="p"/>
+            </m:rPr>
             <m:t>Δ</m:t>
           </m:r>
           <m:r>
+            <m:rPr>
+              <m:sty m:val="p"/>
+            </m:rPr>
             <m:t>Π</m:t>
           </m:r>
         </m:oMath>
@@ -2663,28 +2709,30 @@
         <m:r>
           <m:t>c</m:t>
         </m:r>
-        <m:d>
-          <m:dPr>
-            <m:begChr m:val="("/>
-            <m:sepChr m:val=""/>
-            <m:endChr m:val=")"/>
-            <m:grow/>
-          </m:dPr>
-          <m:e>
-            <m:r>
-              <m:t>S</m:t>
-            </m:r>
-            <m:r>
-              <m:rPr>
-                <m:sty m:val="p"/>
-              </m:rPr>
-              <m:t>,</m:t>
-            </m:r>
-            <m:r>
-              <m:t>t</m:t>
-            </m:r>
-          </m:e>
-        </m:d>
+        <m:r>
+          <m:rPr>
+            <m:sty m:val="p"/>
+          </m:rPr>
+          <m:t>(</m:t>
+        </m:r>
+        <m:r>
+          <m:t>S</m:t>
+        </m:r>
+        <m:r>
+          <m:rPr>
+            <m:sty m:val="p"/>
+          </m:rPr>
+          <m:t>,</m:t>
+        </m:r>
+        <m:r>
+          <m:t>t</m:t>
+        </m:r>
+        <m:r>
+          <m:rPr>
+            <m:sty m:val="p"/>
+          </m:rPr>
+          <m:t>)</m:t>
+        </m:r>
         <m:r>
           <m:rPr>
             <m:sty m:val="p"/>
@@ -2697,34 +2745,36 @@
         <m:r>
           <m:t>v</m:t>
         </m:r>
-        <m:d>
-          <m:dPr>
-            <m:begChr m:val="("/>
-            <m:sepChr m:val=""/>
-            <m:endChr m:val=")"/>
-            <m:grow/>
-          </m:dPr>
-          <m:e>
-            <m:r>
-              <m:t>x</m:t>
-            </m:r>
-            <m:r>
-              <m:rPr>
-                <m:sty m:val="p"/>
-              </m:rPr>
-              <m:t>,</m:t>
-            </m:r>
-            <m:r>
-              <m:t>τ</m:t>
-            </m:r>
-          </m:e>
-        </m:d>
+        <m:r>
+          <m:rPr>
+            <m:sty m:val="p"/>
+          </m:rPr>
+          <m:t>(</m:t>
+        </m:r>
+        <m:r>
+          <m:t>x</m:t>
+        </m:r>
+        <m:r>
+          <m:rPr>
+            <m:sty m:val="p"/>
+          </m:rPr>
+          <m:t>,</m:t>
+        </m:r>
+        <m:r>
+          <m:t>τ</m:t>
+        </m:r>
+        <m:r>
+          <m:rPr>
+            <m:sty m:val="p"/>
+          </m:rPr>
+          <m:t>)</m:t>
+        </m:r>
       </m:oMath>
       <w:r>
         <w:t xml:space="preserve">. Let’s derive the solution step by step in full mathematical detail and show how this leads to the normal CDF.</w:t>
       </w:r>
     </w:p>
-    <w:bookmarkStart w:id="25" w:name="step-1-substitutions"/>
+    <w:bookmarkStart w:id="14" w:name="step-1-substitutions"/>
     <w:p>
       <w:pPr>
         <w:pStyle w:val="Heading4"/>
@@ -2994,28 +3044,30 @@
           </m:rPr>
           <m:t>ln</m:t>
         </m:r>
-        <m:d>
-          <m:dPr>
-            <m:begChr m:val="("/>
-            <m:sepChr m:val=""/>
-            <m:endChr m:val=")"/>
-            <m:grow/>
-          </m:dPr>
-          <m:e>
-            <m:r>
-              <m:t>S</m:t>
-            </m:r>
-            <m:r>
-              <m:rPr>
-                <m:sty m:val="p"/>
-              </m:rPr>
-              <m:t>/</m:t>
-            </m:r>
-            <m:r>
-              <m:t>K</m:t>
-            </m:r>
-          </m:e>
-        </m:d>
+        <m:r>
+          <m:rPr>
+            <m:sty m:val="p"/>
+          </m:rPr>
+          <m:t>(</m:t>
+        </m:r>
+        <m:r>
+          <m:t>S</m:t>
+        </m:r>
+        <m:r>
+          <m:rPr>
+            <m:sty m:val="p"/>
+          </m:rPr>
+          <m:t>/</m:t>
+        </m:r>
+        <m:r>
+          <m:t>K</m:t>
+        </m:r>
+        <m:r>
+          <m:rPr>
+            <m:sty m:val="p"/>
+          </m:rPr>
+          <m:t>)</m:t>
+        </m:r>
       </m:oMath>
       <w:r>
         <w:t xml:space="preserve">, and</w:t>
@@ -3033,31 +3085,33 @@
           </m:rPr>
           <m:t>∈</m:t>
         </m:r>
-        <m:d>
-          <m:dPr>
-            <m:begChr m:val="("/>
-            <m:sepChr m:val=""/>
-            <m:endChr m:val=")"/>
-            <m:grow/>
-          </m:dPr>
-          <m:e>
-            <m:r>
-              <m:t>0</m:t>
-            </m:r>
-            <m:r>
-              <m:rPr>
-                <m:sty m:val="p"/>
-              </m:rPr>
-              <m:t>,</m:t>
-            </m:r>
-            <m:r>
-              <m:rPr>
-                <m:sty m:val="p"/>
-              </m:rPr>
-              <m:t>∞</m:t>
-            </m:r>
-          </m:e>
-        </m:d>
+        <m:r>
+          <m:rPr>
+            <m:sty m:val="p"/>
+          </m:rPr>
+          <m:t>(</m:t>
+        </m:r>
+        <m:r>
+          <m:t>0</m:t>
+        </m:r>
+        <m:r>
+          <m:rPr>
+            <m:sty m:val="p"/>
+          </m:rPr>
+          <m:t>,</m:t>
+        </m:r>
+        <m:r>
+          <m:rPr>
+            <m:sty m:val="p"/>
+          </m:rPr>
+          <m:t>∞</m:t>
+        </m:r>
+        <m:r>
+          <m:rPr>
+            <m:sty m:val="p"/>
+          </m:rPr>
+          <m:t>)</m:t>
+        </m:r>
       </m:oMath>
       <w:r>
         <w:t xml:space="preserve"> </w:t>
@@ -3078,40 +3132,42 @@
           </m:rPr>
           <m:t>∈</m:t>
         </m:r>
-        <m:d>
-          <m:dPr>
-            <m:begChr m:val="("/>
-            <m:sepChr m:val=""/>
-            <m:endChr m:val=")"/>
-            <m:grow/>
-          </m:dPr>
-          <m:e>
-            <m:r>
-              <m:rPr>
-                <m:sty m:val="p"/>
-              </m:rPr>
-              <m:t>−</m:t>
-            </m:r>
-            <m:r>
-              <m:rPr>
-                <m:sty m:val="p"/>
-              </m:rPr>
-              <m:t>∞</m:t>
-            </m:r>
-            <m:r>
-              <m:rPr>
-                <m:sty m:val="p"/>
-              </m:rPr>
-              <m:t>,</m:t>
-            </m:r>
-            <m:r>
-              <m:rPr>
-                <m:sty m:val="p"/>
-              </m:rPr>
-              <m:t>∞</m:t>
-            </m:r>
-          </m:e>
-        </m:d>
+        <m:r>
+          <m:rPr>
+            <m:sty m:val="p"/>
+          </m:rPr>
+          <m:t>(</m:t>
+        </m:r>
+        <m:r>
+          <m:rPr>
+            <m:sty m:val="p"/>
+          </m:rPr>
+          <m:t>−</m:t>
+        </m:r>
+        <m:r>
+          <m:rPr>
+            <m:sty m:val="p"/>
+          </m:rPr>
+          <m:t>∞</m:t>
+        </m:r>
+        <m:r>
+          <m:rPr>
+            <m:sty m:val="p"/>
+          </m:rPr>
+          <m:t>,</m:t>
+        </m:r>
+        <m:r>
+          <m:rPr>
+            <m:sty m:val="p"/>
+          </m:rPr>
+          <m:t>∞</m:t>
+        </m:r>
+        <m:r>
+          <m:rPr>
+            <m:sty m:val="p"/>
+          </m:rPr>
+          <m:t>)</m:t>
+        </m:r>
       </m:oMath>
       <w:r>
         <w:t xml:space="preserve">,</w:t>
@@ -3227,28 +3283,30 @@
             </m:r>
           </m:sup>
         </m:sSup>
-        <m:d>
-          <m:dPr>
-            <m:begChr m:val="("/>
-            <m:sepChr m:val=""/>
-            <m:endChr m:val=")"/>
-            <m:grow/>
-          </m:dPr>
-          <m:e>
-            <m:r>
-              <m:t>T</m:t>
-            </m:r>
-            <m:r>
-              <m:rPr>
-                <m:sty m:val="p"/>
-              </m:rPr>
-              <m:t>−</m:t>
-            </m:r>
-            <m:r>
-              <m:t>t</m:t>
-            </m:r>
-          </m:e>
-        </m:d>
+        <m:r>
+          <m:rPr>
+            <m:sty m:val="p"/>
+          </m:rPr>
+          <m:t>(</m:t>
+        </m:r>
+        <m:r>
+          <m:t>T</m:t>
+        </m:r>
+        <m:r>
+          <m:rPr>
+            <m:sty m:val="p"/>
+          </m:rPr>
+          <m:t>−</m:t>
+        </m:r>
+        <m:r>
+          <m:t>t</m:t>
+        </m:r>
+        <m:r>
+          <m:rPr>
+            <m:sty m:val="p"/>
+          </m:rPr>
+          <m:t>)</m:t>
+        </m:r>
       </m:oMath>
       <w:r>
         <w:t xml:space="preserve">,</w:t>
@@ -3266,28 +3324,30 @@
         <m:r>
           <m:t>c</m:t>
         </m:r>
-        <m:d>
-          <m:dPr>
-            <m:begChr m:val="("/>
-            <m:sepChr m:val=""/>
-            <m:endChr m:val=")"/>
-            <m:grow/>
-          </m:dPr>
-          <m:e>
-            <m:r>
-              <m:t>S</m:t>
-            </m:r>
-            <m:r>
-              <m:rPr>
-                <m:sty m:val="p"/>
-              </m:rPr>
-              <m:t>,</m:t>
-            </m:r>
-            <m:r>
-              <m:t>t</m:t>
-            </m:r>
-          </m:e>
-        </m:d>
+        <m:r>
+          <m:rPr>
+            <m:sty m:val="p"/>
+          </m:rPr>
+          <m:t>(</m:t>
+        </m:r>
+        <m:r>
+          <m:t>S</m:t>
+        </m:r>
+        <m:r>
+          <m:rPr>
+            <m:sty m:val="p"/>
+          </m:rPr>
+          <m:t>,</m:t>
+        </m:r>
+        <m:r>
+          <m:t>t</m:t>
+        </m:r>
+        <m:r>
+          <m:rPr>
+            <m:sty m:val="p"/>
+          </m:rPr>
+          <m:t>)</m:t>
+        </m:r>
         <m:r>
           <m:rPr>
             <m:sty m:val="p"/>
@@ -3300,28 +3360,30 @@
         <m:r>
           <m:t>v</m:t>
         </m:r>
-        <m:d>
-          <m:dPr>
-            <m:begChr m:val="("/>
-            <m:sepChr m:val=""/>
-            <m:endChr m:val=")"/>
-            <m:grow/>
-          </m:dPr>
-          <m:e>
-            <m:r>
-              <m:t>x</m:t>
-            </m:r>
-            <m:r>
-              <m:rPr>
-                <m:sty m:val="p"/>
-              </m:rPr>
-              <m:t>,</m:t>
-            </m:r>
-            <m:r>
-              <m:t>τ</m:t>
-            </m:r>
-          </m:e>
-        </m:d>
+        <m:r>
+          <m:rPr>
+            <m:sty m:val="p"/>
+          </m:rPr>
+          <m:t>(</m:t>
+        </m:r>
+        <m:r>
+          <m:t>x</m:t>
+        </m:r>
+        <m:r>
+          <m:rPr>
+            <m:sty m:val="p"/>
+          </m:rPr>
+          <m:t>,</m:t>
+        </m:r>
+        <m:r>
+          <m:t>τ</m:t>
+        </m:r>
+        <m:r>
+          <m:rPr>
+            <m:sty m:val="p"/>
+          </m:rPr>
+          <m:t>)</m:t>
+        </m:r>
       </m:oMath>
       <w:r>
         <w:t xml:space="preserve">, where</w:t>
@@ -3333,28 +3395,30 @@
         <m:r>
           <m:t>v</m:t>
         </m:r>
-        <m:d>
-          <m:dPr>
-            <m:begChr m:val="("/>
-            <m:sepChr m:val=""/>
-            <m:endChr m:val=")"/>
-            <m:grow/>
-          </m:dPr>
-          <m:e>
-            <m:r>
-              <m:t>x</m:t>
-            </m:r>
-            <m:r>
-              <m:rPr>
-                <m:sty m:val="p"/>
-              </m:rPr>
-              <m:t>,</m:t>
-            </m:r>
-            <m:r>
-              <m:t>τ</m:t>
-            </m:r>
-          </m:e>
-        </m:d>
+        <m:r>
+          <m:rPr>
+            <m:sty m:val="p"/>
+          </m:rPr>
+          <m:t>(</m:t>
+        </m:r>
+        <m:r>
+          <m:t>x</m:t>
+        </m:r>
+        <m:r>
+          <m:rPr>
+            <m:sty m:val="p"/>
+          </m:rPr>
+          <m:t>,</m:t>
+        </m:r>
+        <m:r>
+          <m:t>τ</m:t>
+        </m:r>
+        <m:r>
+          <m:rPr>
+            <m:sty m:val="p"/>
+          </m:rPr>
+          <m:t>)</m:t>
+        </m:r>
       </m:oMath>
       <w:r>
         <w:t xml:space="preserve"> </w:t>
@@ -3363,8 +3427,8 @@
         <w:t xml:space="preserve">is the transformed function.</w:t>
       </w:r>
     </w:p>
-    <w:bookmarkEnd w:id="25"/>
-    <w:bookmarkStart w:id="26" w:name="step-2-derivative-transformations"/>
+    <w:bookmarkEnd w:id="14"/>
+    <w:bookmarkStart w:id="15" w:name="step-2-derivative-transformations"/>
     <w:p>
       <w:pPr>
         <w:pStyle w:val="Heading4"/>
@@ -3387,28 +3451,30 @@
         <m:r>
           <m:t>c</m:t>
         </m:r>
-        <m:d>
-          <m:dPr>
-            <m:begChr m:val="("/>
-            <m:sepChr m:val=""/>
-            <m:endChr m:val=")"/>
-            <m:grow/>
-          </m:dPr>
-          <m:e>
-            <m:r>
-              <m:t>S</m:t>
-            </m:r>
-            <m:r>
-              <m:rPr>
-                <m:sty m:val="p"/>
-              </m:rPr>
-              <m:t>,</m:t>
-            </m:r>
-            <m:r>
-              <m:t>t</m:t>
-            </m:r>
-          </m:e>
-        </m:d>
+        <m:r>
+          <m:rPr>
+            <m:sty m:val="p"/>
+          </m:rPr>
+          <m:t>(</m:t>
+        </m:r>
+        <m:r>
+          <m:t>S</m:t>
+        </m:r>
+        <m:r>
+          <m:rPr>
+            <m:sty m:val="p"/>
+          </m:rPr>
+          <m:t>,</m:t>
+        </m:r>
+        <m:r>
+          <m:t>t</m:t>
+        </m:r>
+        <m:r>
+          <m:rPr>
+            <m:sty m:val="p"/>
+          </m:rPr>
+          <m:t>)</m:t>
+        </m:r>
         <m:r>
           <m:rPr>
             <m:sty m:val="p"/>
@@ -3421,28 +3487,30 @@
         <m:r>
           <m:t>v</m:t>
         </m:r>
-        <m:d>
-          <m:dPr>
-            <m:begChr m:val="("/>
-            <m:sepChr m:val=""/>
-            <m:endChr m:val=")"/>
-            <m:grow/>
-          </m:dPr>
-          <m:e>
-            <m:r>
-              <m:t>x</m:t>
-            </m:r>
-            <m:r>
-              <m:rPr>
-                <m:sty m:val="p"/>
-              </m:rPr>
-              <m:t>,</m:t>
-            </m:r>
-            <m:r>
-              <m:t>τ</m:t>
-            </m:r>
-          </m:e>
-        </m:d>
+        <m:r>
+          <m:rPr>
+            <m:sty m:val="p"/>
+          </m:rPr>
+          <m:t>(</m:t>
+        </m:r>
+        <m:r>
+          <m:t>x</m:t>
+        </m:r>
+        <m:r>
+          <m:rPr>
+            <m:sty m:val="p"/>
+          </m:rPr>
+          <m:t>,</m:t>
+        </m:r>
+        <m:r>
+          <m:t>τ</m:t>
+        </m:r>
+        <m:r>
+          <m:rPr>
+            <m:sty m:val="p"/>
+          </m:rPr>
+          <m:t>)</m:t>
+        </m:r>
       </m:oMath>
       <w:r>
         <w:t xml:space="preserve">, we compute derivatives.</w:t>
@@ -3564,28 +3632,30 @@
               <m:r>
                 <m:t>v</m:t>
               </m:r>
-              <m:d>
-                <m:dPr>
-                  <m:begChr m:val="("/>
-                  <m:sepChr m:val=""/>
-                  <m:endChr m:val=")"/>
-                  <m:grow/>
-                </m:dPr>
-                <m:e>
-                  <m:r>
-                    <m:t>x</m:t>
-                  </m:r>
-                  <m:r>
-                    <m:rPr>
-                      <m:sty m:val="p"/>
-                    </m:rPr>
-                    <m:t>,</m:t>
-                  </m:r>
-                  <m:r>
-                    <m:t>τ</m:t>
-                  </m:r>
-                </m:e>
-              </m:d>
+              <m:r>
+                <m:rPr>
+                  <m:sty m:val="p"/>
+                </m:rPr>
+                <m:t>(</m:t>
+              </m:r>
+              <m:r>
+                <m:t>x</m:t>
+              </m:r>
+              <m:r>
+                <m:rPr>
+                  <m:sty m:val="p"/>
+                </m:rPr>
+                <m:t>,</m:t>
+              </m:r>
+              <m:r>
+                <m:t>τ</m:t>
+              </m:r>
+              <m:r>
+                <m:rPr>
+                  <m:sty m:val="p"/>
+                </m:rPr>
+                <m:t>)</m:t>
+              </m:r>
             </m:e>
           </m:d>
           <m:r>
@@ -3689,28 +3759,30 @@
           </m:rPr>
           <m:t>ln</m:t>
         </m:r>
-        <m:d>
-          <m:dPr>
-            <m:begChr m:val="("/>
-            <m:sepChr m:val=""/>
-            <m:endChr m:val=")"/>
-            <m:grow/>
-          </m:dPr>
-          <m:e>
-            <m:r>
-              <m:t>S</m:t>
-            </m:r>
-            <m:r>
-              <m:rPr>
-                <m:sty m:val="p"/>
-              </m:rPr>
-              <m:t>/</m:t>
-            </m:r>
-            <m:r>
-              <m:t>K</m:t>
-            </m:r>
-          </m:e>
-        </m:d>
+        <m:r>
+          <m:rPr>
+            <m:sty m:val="p"/>
+          </m:rPr>
+          <m:t>(</m:t>
+        </m:r>
+        <m:r>
+          <m:t>S</m:t>
+        </m:r>
+        <m:r>
+          <m:rPr>
+            <m:sty m:val="p"/>
+          </m:rPr>
+          <m:t>/</m:t>
+        </m:r>
+        <m:r>
+          <m:t>K</m:t>
+        </m:r>
+        <m:r>
+          <m:rPr>
+            <m:sty m:val="p"/>
+          </m:rPr>
+          <m:t>)</m:t>
+        </m:r>
       </m:oMath>
       <w:r>
         <w:t xml:space="preserve"> </w:t>
@@ -4480,8 +4552,8 @@
         </m:oMath>
       </m:oMathPara>
     </w:p>
-    <w:bookmarkEnd w:id="26"/>
-    <w:bookmarkStart w:id="27" w:name="step-3-transforming-the-pde"/>
+    <w:bookmarkEnd w:id="15"/>
+    <w:bookmarkStart w:id="16" w:name="step-3-transforming-the-pde"/>
     <w:p>
       <w:pPr>
         <w:pStyle w:val="Heading4"/>
@@ -5789,28 +5861,30 @@
         <m:r>
           <m:t>v</m:t>
         </m:r>
-        <m:d>
-          <m:dPr>
-            <m:begChr m:val="("/>
-            <m:sepChr m:val=""/>
-            <m:endChr m:val=")"/>
-            <m:grow/>
-          </m:dPr>
-          <m:e>
-            <m:r>
-              <m:t>x</m:t>
-            </m:r>
-            <m:r>
-              <m:rPr>
-                <m:sty m:val="p"/>
-              </m:rPr>
-              <m:t>,</m:t>
-            </m:r>
-            <m:r>
-              <m:t>τ</m:t>
-            </m:r>
-          </m:e>
-        </m:d>
+        <m:r>
+          <m:rPr>
+            <m:sty m:val="p"/>
+          </m:rPr>
+          <m:t>(</m:t>
+        </m:r>
+        <m:r>
+          <m:t>x</m:t>
+        </m:r>
+        <m:r>
+          <m:rPr>
+            <m:sty m:val="p"/>
+          </m:rPr>
+          <m:t>,</m:t>
+        </m:r>
+        <m:r>
+          <m:t>τ</m:t>
+        </m:r>
+        <m:r>
+          <m:rPr>
+            <m:sty m:val="p"/>
+          </m:rPr>
+          <m:t>)</m:t>
+        </m:r>
         <m:r>
           <m:rPr>
             <m:sty m:val="p"/>
@@ -5847,28 +5921,30 @@
         <m:r>
           <m:t>u</m:t>
         </m:r>
-        <m:d>
-          <m:dPr>
-            <m:begChr m:val="("/>
-            <m:sepChr m:val=""/>
-            <m:endChr m:val=")"/>
-            <m:grow/>
-          </m:dPr>
-          <m:e>
-            <m:r>
-              <m:t>x</m:t>
-            </m:r>
-            <m:r>
-              <m:rPr>
-                <m:sty m:val="p"/>
-              </m:rPr>
-              <m:t>,</m:t>
-            </m:r>
-            <m:r>
-              <m:t>τ</m:t>
-            </m:r>
-          </m:e>
-        </m:d>
+        <m:r>
+          <m:rPr>
+            <m:sty m:val="p"/>
+          </m:rPr>
+          <m:t>(</m:t>
+        </m:r>
+        <m:r>
+          <m:t>x</m:t>
+        </m:r>
+        <m:r>
+          <m:rPr>
+            <m:sty m:val="p"/>
+          </m:rPr>
+          <m:t>,</m:t>
+        </m:r>
+        <m:r>
+          <m:t>τ</m:t>
+        </m:r>
+        <m:r>
+          <m:rPr>
+            <m:sty m:val="p"/>
+          </m:rPr>
+          <m:t>)</m:t>
+        </m:r>
       </m:oMath>
       <w:r>
         <w:t xml:space="preserve">, where</w:t>
@@ -6107,8 +6183,8 @@
         </m:oMath>
       </m:oMathPara>
     </w:p>
-    <w:bookmarkEnd w:id="27"/>
-    <w:bookmarkStart w:id="28" w:name="step-4-solving-the-heat-equation"/>
+    <w:bookmarkEnd w:id="16"/>
+    <w:bookmarkStart w:id="17" w:name="step-4-solving-the-heat-equation"/>
     <w:p>
       <w:pPr>
         <w:pStyle w:val="Heading4"/>
@@ -6226,28 +6302,30 @@
           <m:r>
             <m:t>u</m:t>
           </m:r>
-          <m:d>
-            <m:dPr>
-              <m:begChr m:val="("/>
-              <m:sepChr m:val=""/>
-              <m:endChr m:val=")"/>
-              <m:grow/>
-            </m:dPr>
-            <m:e>
-              <m:r>
-                <m:t>x</m:t>
-              </m:r>
-              <m:r>
-                <m:rPr>
-                  <m:sty m:val="p"/>
-                </m:rPr>
-                <m:t>,</m:t>
-              </m:r>
-              <m:r>
-                <m:t>τ</m:t>
-              </m:r>
-            </m:e>
-          </m:d>
+          <m:r>
+            <m:rPr>
+              <m:sty m:val="p"/>
+            </m:rPr>
+            <m:t>(</m:t>
+          </m:r>
+          <m:r>
+            <m:t>x</m:t>
+          </m:r>
+          <m:r>
+            <m:rPr>
+              <m:sty m:val="p"/>
+            </m:rPr>
+            <m:t>,</m:t>
+          </m:r>
+          <m:r>
+            <m:t>τ</m:t>
+          </m:r>
+          <m:r>
+            <m:rPr>
+              <m:sty m:val="p"/>
+            </m:rPr>
+            <m:t>)</m:t>
+          </m:r>
           <m:r>
             <m:rPr>
               <m:sty m:val="p"/>
@@ -6331,30 +6409,32 @@
                       <m:type m:val="bar"/>
                     </m:fPr>
                     <m:num>
+                      <m:r>
+                        <m:rPr>
+                          <m:sty m:val="p"/>
+                        </m:rPr>
+                        <m:t>(</m:t>
+                      </m:r>
+                      <m:r>
+                        <m:t>x</m:t>
+                      </m:r>
+                      <m:r>
+                        <m:rPr>
+                          <m:sty m:val="p"/>
+                        </m:rPr>
+                        <m:t>−</m:t>
+                      </m:r>
+                      <m:r>
+                        <m:t>y</m:t>
+                      </m:r>
                       <m:sSup>
                         <m:e>
-                          <m:d>
-                            <m:dPr>
-                              <m:begChr m:val="("/>
-                              <m:sepChr m:val=""/>
-                              <m:endChr m:val=")"/>
-                              <m:grow/>
-                            </m:dPr>
-                            <m:e>
-                              <m:r>
-                                <m:t>x</m:t>
-                              </m:r>
-                              <m:r>
-                                <m:rPr>
-                                  <m:sty m:val="p"/>
-                                </m:rPr>
-                                <m:t>−</m:t>
-                              </m:r>
-                              <m:r>
-                                <m:t>y</m:t>
-                              </m:r>
-                            </m:e>
-                          </m:d>
+                          <m:r>
+                            <m:rPr>
+                              <m:sty m:val="p"/>
+                            </m:rPr>
+                            <m:t>)</m:t>
+                          </m:r>
                         </m:e>
                         <m:sup>
                           <m:r>
@@ -6379,19 +6459,21 @@
           <m:r>
             <m:t>f</m:t>
           </m:r>
-          <m:d>
-            <m:dPr>
-              <m:begChr m:val="("/>
-              <m:sepChr m:val=""/>
-              <m:endChr m:val=")"/>
-              <m:grow/>
-            </m:dPr>
-            <m:e>
-              <m:r>
-                <m:t>y</m:t>
-              </m:r>
-            </m:e>
-          </m:d>
+          <m:r>
+            <m:rPr>
+              <m:sty m:val="p"/>
+            </m:rPr>
+            <m:t>(</m:t>
+          </m:r>
+          <m:r>
+            <m:t>y</m:t>
+          </m:r>
+          <m:r>
+            <m:rPr>
+              <m:sty m:val="p"/>
+            </m:rPr>
+            <m:t>)</m:t>
+          </m:r>
           <m:r>
             <m:t> </m:t>
           </m:r>
@@ -6424,19 +6506,21 @@
         <m:r>
           <m:t>f</m:t>
         </m:r>
-        <m:d>
-          <m:dPr>
-            <m:begChr m:val="("/>
-            <m:sepChr m:val=""/>
-            <m:endChr m:val=")"/>
-            <m:grow/>
-          </m:dPr>
-          <m:e>
-            <m:r>
-              <m:t>y</m:t>
-            </m:r>
-          </m:e>
-        </m:d>
+        <m:r>
+          <m:rPr>
+            <m:sty m:val="p"/>
+          </m:rPr>
+          <m:t>(</m:t>
+        </m:r>
+        <m:r>
+          <m:t>y</m:t>
+        </m:r>
+        <m:r>
+          <m:rPr>
+            <m:sty m:val="p"/>
+          </m:rPr>
+          <m:t>)</m:t>
+        </m:r>
       </m:oMath>
       <w:r>
         <w:t xml:space="preserve"> </w:t>
@@ -6465,19 +6549,21 @@
           <m:r>
             <m:t>f</m:t>
           </m:r>
-          <m:d>
-            <m:dPr>
-              <m:begChr m:val="("/>
-              <m:sepChr m:val=""/>
-              <m:endChr m:val=")"/>
-              <m:grow/>
-            </m:dPr>
-            <m:e>
-              <m:r>
-                <m:t>y</m:t>
-              </m:r>
-            </m:e>
-          </m:d>
+          <m:r>
+            <m:rPr>
+              <m:sty m:val="p"/>
+            </m:rPr>
+            <m:t>(</m:t>
+          </m:r>
+          <m:r>
+            <m:t>y</m:t>
+          </m:r>
+          <m:r>
+            <m:rPr>
+              <m:sty m:val="p"/>
+            </m:rPr>
+            <m:t>)</m:t>
+          </m:r>
           <m:r>
             <m:rPr>
               <m:sty m:val="p"/>
@@ -6490,46 +6576,48 @@
             </m:rPr>
             <m:t>max</m:t>
           </m:r>
-          <m:d>
-            <m:dPr>
-              <m:begChr m:val="("/>
-              <m:sepChr m:val=""/>
-              <m:endChr m:val=")"/>
-              <m:grow/>
-            </m:dPr>
+          <m:r>
+            <m:rPr>
+              <m:sty m:val="p"/>
+            </m:rPr>
+            <m:t>(</m:t>
+          </m:r>
+          <m:sSup>
             <m:e>
-              <m:sSup>
-                <m:e>
-                  <m:r>
-                    <m:t>e</m:t>
-                  </m:r>
-                </m:e>
-                <m:sup>
-                  <m:r>
-                    <m:t>y</m:t>
-                  </m:r>
-                </m:sup>
-              </m:sSup>
-              <m:r>
-                <m:rPr>
-                  <m:sty m:val="p"/>
-                </m:rPr>
-                <m:t>−</m:t>
-              </m:r>
-              <m:r>
-                <m:t>1</m:t>
-              </m:r>
-              <m:r>
-                <m:rPr>
-                  <m:sty m:val="p"/>
-                </m:rPr>
-                <m:t>,</m:t>
-              </m:r>
-              <m:r>
-                <m:t>0</m:t>
+              <m:r>
+                <m:t>e</m:t>
               </m:r>
             </m:e>
-          </m:d>
+            <m:sup>
+              <m:r>
+                <m:t>y</m:t>
+              </m:r>
+            </m:sup>
+          </m:sSup>
+          <m:r>
+            <m:rPr>
+              <m:sty m:val="p"/>
+            </m:rPr>
+            <m:t>−</m:t>
+          </m:r>
+          <m:r>
+            <m:t>1</m:t>
+          </m:r>
+          <m:r>
+            <m:rPr>
+              <m:sty m:val="p"/>
+            </m:rPr>
+            <m:t>,</m:t>
+          </m:r>
+          <m:r>
+            <m:t>0</m:t>
+          </m:r>
+          <m:r>
+            <m:rPr>
+              <m:sty m:val="p"/>
+            </m:rPr>
+            <m:t>)</m:t>
+          </m:r>
           <m:r>
             <m:rPr>
               <m:sty m:val="p"/>
@@ -6559,28 +6647,30 @@
           <m:r>
             <m:t>v</m:t>
           </m:r>
-          <m:d>
-            <m:dPr>
-              <m:begChr m:val="("/>
-              <m:sepChr m:val=""/>
-              <m:endChr m:val=")"/>
-              <m:grow/>
-            </m:dPr>
-            <m:e>
-              <m:r>
-                <m:t>x</m:t>
-              </m:r>
-              <m:r>
-                <m:rPr>
-                  <m:sty m:val="p"/>
-                </m:rPr>
-                <m:t>,</m:t>
-              </m:r>
-              <m:r>
-                <m:t>τ</m:t>
-              </m:r>
-            </m:e>
-          </m:d>
+          <m:r>
+            <m:rPr>
+              <m:sty m:val="p"/>
+            </m:rPr>
+            <m:t>(</m:t>
+          </m:r>
+          <m:r>
+            <m:t>x</m:t>
+          </m:r>
+          <m:r>
+            <m:rPr>
+              <m:sty m:val="p"/>
+            </m:rPr>
+            <m:t>,</m:t>
+          </m:r>
+          <m:r>
+            <m:t>τ</m:t>
+          </m:r>
+          <m:r>
+            <m:rPr>
+              <m:sty m:val="p"/>
+            </m:rPr>
+            <m:t>)</m:t>
+          </m:r>
           <m:r>
             <m:rPr>
               <m:sty m:val="p"/>
@@ -6590,28 +6680,30 @@
           <m:r>
             <m:t>N</m:t>
           </m:r>
-          <m:d>
-            <m:dPr>
-              <m:begChr m:val="("/>
-              <m:sepChr m:val=""/>
-              <m:endChr m:val=")"/>
-              <m:grow/>
-            </m:dPr>
+          <m:r>
+            <m:rPr>
+              <m:sty m:val="p"/>
+            </m:rPr>
+            <m:t>(</m:t>
+          </m:r>
+          <m:sSub>
             <m:e>
-              <m:sSub>
-                <m:e>
-                  <m:r>
-                    <m:t>d</m:t>
-                  </m:r>
-                </m:e>
-                <m:sub>
-                  <m:r>
-                    <m:t>1</m:t>
-                  </m:r>
-                </m:sub>
-              </m:sSub>
+              <m:r>
+                <m:t>d</m:t>
+              </m:r>
             </m:e>
-          </m:d>
+            <m:sub>
+              <m:r>
+                <m:t>1</m:t>
+              </m:r>
+            </m:sub>
+          </m:sSub>
+          <m:r>
+            <m:rPr>
+              <m:sty m:val="p"/>
+            </m:rPr>
+            <m:t>)</m:t>
+          </m:r>
           <m:r>
             <m:rPr>
               <m:sty m:val="p"/>
@@ -6639,28 +6731,30 @@
           <m:r>
             <m:t>N</m:t>
           </m:r>
-          <m:d>
-            <m:dPr>
-              <m:begChr m:val="("/>
-              <m:sepChr m:val=""/>
-              <m:endChr m:val=")"/>
-              <m:grow/>
-            </m:dPr>
+          <m:r>
+            <m:rPr>
+              <m:sty m:val="p"/>
+            </m:rPr>
+            <m:t>(</m:t>
+          </m:r>
+          <m:sSub>
             <m:e>
-              <m:sSub>
-                <m:e>
-                  <m:r>
-                    <m:t>d</m:t>
-                  </m:r>
-                </m:e>
-                <m:sub>
-                  <m:r>
-                    <m:t>2</m:t>
-                  </m:r>
-                </m:sub>
-              </m:sSub>
+              <m:r>
+                <m:t>d</m:t>
+              </m:r>
             </m:e>
-          </m:d>
+            <m:sub>
+              <m:r>
+                <m:t>2</m:t>
+              </m:r>
+            </m:sub>
+          </m:sSub>
+          <m:r>
+            <m:rPr>
+              <m:sty m:val="p"/>
+            </m:rPr>
+            <m:t>)</m:t>
+          </m:r>
           <m:r>
             <m:rPr>
               <m:sty m:val="p"/>
@@ -6855,28 +6949,30 @@
           <m:r>
             <m:t>C</m:t>
           </m:r>
-          <m:d>
-            <m:dPr>
-              <m:begChr m:val="("/>
-              <m:sepChr m:val=""/>
-              <m:endChr m:val=")"/>
-              <m:grow/>
-            </m:dPr>
-            <m:e>
-              <m:r>
-                <m:t>S</m:t>
-              </m:r>
-              <m:r>
-                <m:rPr>
-                  <m:sty m:val="p"/>
-                </m:rPr>
-                <m:t>,</m:t>
-              </m:r>
-              <m:r>
-                <m:t>t</m:t>
-              </m:r>
-            </m:e>
-          </m:d>
+          <m:r>
+            <m:rPr>
+              <m:sty m:val="p"/>
+            </m:rPr>
+            <m:t>(</m:t>
+          </m:r>
+          <m:r>
+            <m:t>S</m:t>
+          </m:r>
+          <m:r>
+            <m:rPr>
+              <m:sty m:val="p"/>
+            </m:rPr>
+            <m:t>,</m:t>
+          </m:r>
+          <m:r>
+            <m:t>t</m:t>
+          </m:r>
+          <m:r>
+            <m:rPr>
+              <m:sty m:val="p"/>
+            </m:rPr>
+            <m:t>)</m:t>
+          </m:r>
           <m:r>
             <m:rPr>
               <m:sty m:val="p"/>
@@ -6902,55 +6998,59 @@
               <m:r>
                 <m:t>q</m:t>
               </m:r>
-              <m:d>
-                <m:dPr>
-                  <m:begChr m:val="("/>
-                  <m:sepChr m:val=""/>
-                  <m:endChr m:val=")"/>
-                  <m:grow/>
-                </m:dPr>
-                <m:e>
-                  <m:r>
-                    <m:t>T</m:t>
-                  </m:r>
-                  <m:r>
-                    <m:rPr>
-                      <m:sty m:val="p"/>
-                    </m:rPr>
-                    <m:t>−</m:t>
-                  </m:r>
-                  <m:r>
-                    <m:t>t</m:t>
-                  </m:r>
-                </m:e>
-              </m:d>
+              <m:r>
+                <m:rPr>
+                  <m:sty m:val="p"/>
+                </m:rPr>
+                <m:t>(</m:t>
+              </m:r>
+              <m:r>
+                <m:t>T</m:t>
+              </m:r>
+              <m:r>
+                <m:rPr>
+                  <m:sty m:val="p"/>
+                </m:rPr>
+                <m:t>−</m:t>
+              </m:r>
+              <m:r>
+                <m:t>t</m:t>
+              </m:r>
+              <m:r>
+                <m:rPr>
+                  <m:sty m:val="p"/>
+                </m:rPr>
+                <m:t>)</m:t>
+              </m:r>
             </m:sup>
           </m:sSup>
           <m:r>
             <m:t>N</m:t>
           </m:r>
-          <m:d>
-            <m:dPr>
-              <m:begChr m:val="("/>
-              <m:sepChr m:val=""/>
-              <m:endChr m:val=")"/>
-              <m:grow/>
-            </m:dPr>
+          <m:r>
+            <m:rPr>
+              <m:sty m:val="p"/>
+            </m:rPr>
+            <m:t>(</m:t>
+          </m:r>
+          <m:sSub>
             <m:e>
-              <m:sSub>
-                <m:e>
-                  <m:r>
-                    <m:t>d</m:t>
-                  </m:r>
-                </m:e>
-                <m:sub>
-                  <m:r>
-                    <m:t>1</m:t>
-                  </m:r>
-                </m:sub>
-              </m:sSub>
+              <m:r>
+                <m:t>d</m:t>
+              </m:r>
             </m:e>
-          </m:d>
+            <m:sub>
+              <m:r>
+                <m:t>1</m:t>
+              </m:r>
+            </m:sub>
+          </m:sSub>
+          <m:r>
+            <m:rPr>
+              <m:sty m:val="p"/>
+            </m:rPr>
+            <m:t>)</m:t>
+          </m:r>
           <m:r>
             <m:rPr>
               <m:sty m:val="p"/>
@@ -6976,55 +7076,59 @@
               <m:r>
                 <m:t>r</m:t>
               </m:r>
-              <m:d>
-                <m:dPr>
-                  <m:begChr m:val="("/>
-                  <m:sepChr m:val=""/>
-                  <m:endChr m:val=")"/>
-                  <m:grow/>
-                </m:dPr>
-                <m:e>
-                  <m:r>
-                    <m:t>T</m:t>
-                  </m:r>
-                  <m:r>
-                    <m:rPr>
-                      <m:sty m:val="p"/>
-                    </m:rPr>
-                    <m:t>−</m:t>
-                  </m:r>
-                  <m:r>
-                    <m:t>t</m:t>
-                  </m:r>
-                </m:e>
-              </m:d>
+              <m:r>
+                <m:rPr>
+                  <m:sty m:val="p"/>
+                </m:rPr>
+                <m:t>(</m:t>
+              </m:r>
+              <m:r>
+                <m:t>T</m:t>
+              </m:r>
+              <m:r>
+                <m:rPr>
+                  <m:sty m:val="p"/>
+                </m:rPr>
+                <m:t>−</m:t>
+              </m:r>
+              <m:r>
+                <m:t>t</m:t>
+              </m:r>
+              <m:r>
+                <m:rPr>
+                  <m:sty m:val="p"/>
+                </m:rPr>
+                <m:t>)</m:t>
+              </m:r>
             </m:sup>
           </m:sSup>
           <m:r>
             <m:t>N</m:t>
           </m:r>
-          <m:d>
-            <m:dPr>
-              <m:begChr m:val="("/>
-              <m:sepChr m:val=""/>
-              <m:endChr m:val=")"/>
-              <m:grow/>
-            </m:dPr>
+          <m:r>
+            <m:rPr>
+              <m:sty m:val="p"/>
+            </m:rPr>
+            <m:t>(</m:t>
+          </m:r>
+          <m:sSub>
             <m:e>
-              <m:sSub>
-                <m:e>
-                  <m:r>
-                    <m:t>d</m:t>
-                  </m:r>
-                </m:e>
-                <m:sub>
-                  <m:r>
-                    <m:t>2</m:t>
-                  </m:r>
-                </m:sub>
-              </m:sSub>
+              <m:r>
+                <m:t>d</m:t>
+              </m:r>
             </m:e>
-          </m:d>
+            <m:sub>
+              <m:r>
+                <m:t>2</m:t>
+              </m:r>
+            </m:sub>
+          </m:sSub>
+          <m:r>
+            <m:rPr>
+              <m:sty m:val="p"/>
+            </m:rPr>
+            <m:t>)</m:t>
+          </m:r>
           <m:r>
             <m:rPr>
               <m:sty m:val="p"/>
@@ -7080,108 +7184,114 @@
                 </m:rPr>
                 <m:t>ln</m:t>
               </m:r>
-              <m:d>
-                <m:dPr>
-                  <m:begChr m:val="("/>
-                  <m:sepChr m:val=""/>
-                  <m:endChr m:val=")"/>
-                  <m:grow/>
-                </m:dPr>
-                <m:e>
-                  <m:r>
-                    <m:t>S</m:t>
-                  </m:r>
-                  <m:r>
-                    <m:rPr>
-                      <m:sty m:val="p"/>
-                    </m:rPr>
-                    <m:t>/</m:t>
-                  </m:r>
-                  <m:r>
-                    <m:t>K</m:t>
-                  </m:r>
-                </m:e>
-              </m:d>
+              <m:r>
+                <m:rPr>
+                  <m:sty m:val="p"/>
+                </m:rPr>
+                <m:t>(</m:t>
+              </m:r>
+              <m:r>
+                <m:t>S</m:t>
+              </m:r>
+              <m:r>
+                <m:rPr>
+                  <m:sty m:val="p"/>
+                </m:rPr>
+                <m:t>/</m:t>
+              </m:r>
+              <m:r>
+                <m:t>K</m:t>
+              </m:r>
+              <m:r>
+                <m:rPr>
+                  <m:sty m:val="p"/>
+                </m:rPr>
+                <m:t>)</m:t>
+              </m:r>
               <m:r>
                 <m:rPr>
                   <m:sty m:val="p"/>
                 </m:rPr>
                 <m:t>+</m:t>
               </m:r>
-              <m:d>
-                <m:dPr>
-                  <m:begChr m:val="("/>
-                  <m:sepChr m:val=""/>
-                  <m:endChr m:val=")"/>
-                  <m:grow/>
-                </m:dPr>
-                <m:e>
-                  <m:r>
-                    <m:t>r</m:t>
-                  </m:r>
-                  <m:r>
-                    <m:rPr>
-                      <m:sty m:val="p"/>
-                    </m:rPr>
-                    <m:t>−</m:t>
-                  </m:r>
-                  <m:r>
-                    <m:t>q</m:t>
-                  </m:r>
-                  <m:r>
-                    <m:rPr>
-                      <m:sty m:val="p"/>
-                    </m:rPr>
-                    <m:t>+</m:t>
-                  </m:r>
-                  <m:f>
-                    <m:fPr>
-                      <m:type m:val="bar"/>
-                    </m:fPr>
-                    <m:num>
-                      <m:sSup>
-                        <m:e>
-                          <m:r>
-                            <m:t>σ</m:t>
-                          </m:r>
-                        </m:e>
-                        <m:sup>
-                          <m:r>
-                            <m:t>2</m:t>
-                          </m:r>
-                        </m:sup>
-                      </m:sSup>
-                    </m:num>
-                    <m:den>
+              <m:r>
+                <m:rPr>
+                  <m:sty m:val="p"/>
+                </m:rPr>
+                <m:t>(</m:t>
+              </m:r>
+              <m:r>
+                <m:t>r</m:t>
+              </m:r>
+              <m:r>
+                <m:rPr>
+                  <m:sty m:val="p"/>
+                </m:rPr>
+                <m:t>−</m:t>
+              </m:r>
+              <m:r>
+                <m:t>q</m:t>
+              </m:r>
+              <m:r>
+                <m:rPr>
+                  <m:sty m:val="p"/>
+                </m:rPr>
+                <m:t>+</m:t>
+              </m:r>
+              <m:f>
+                <m:fPr>
+                  <m:type m:val="bar"/>
+                </m:fPr>
+                <m:num>
+                  <m:sSup>
+                    <m:e>
+                      <m:r>
+                        <m:t>σ</m:t>
+                      </m:r>
+                    </m:e>
+                    <m:sup>
                       <m:r>
                         <m:t>2</m:t>
                       </m:r>
-                    </m:den>
-                  </m:f>
-                </m:e>
-              </m:d>
-              <m:d>
-                <m:dPr>
-                  <m:begChr m:val="("/>
-                  <m:sepChr m:val=""/>
-                  <m:endChr m:val=")"/>
-                  <m:grow/>
-                </m:dPr>
-                <m:e>
+                    </m:sup>
+                  </m:sSup>
+                </m:num>
+                <m:den>
                   <m:r>
-                    <m:t>T</m:t>
+                    <m:t>2</m:t>
                   </m:r>
-                  <m:r>
-                    <m:rPr>
-                      <m:sty m:val="p"/>
-                    </m:rPr>
-                    <m:t>−</m:t>
-                  </m:r>
-                  <m:r>
-                    <m:t>t</m:t>
-                  </m:r>
-                </m:e>
-              </m:d>
+                </m:den>
+              </m:f>
+              <m:r>
+                <m:rPr>
+                  <m:sty m:val="p"/>
+                </m:rPr>
+                <m:t>)</m:t>
+              </m:r>
+              <m:r>
+                <m:rPr>
+                  <m:sty m:val="p"/>
+                </m:rPr>
+                <m:t>(</m:t>
+              </m:r>
+              <m:r>
+                <m:t>T</m:t>
+              </m:r>
+              <m:r>
+                <m:rPr>
+                  <m:sty m:val="p"/>
+                </m:rPr>
+                <m:t>−</m:t>
+              </m:r>
+              <m:r>
+                <m:t>t</m:t>
+              </m:r>
+              <m:r>
+                <m:rPr>
+                  <m:sty m:val="p"/>
+                </m:rPr>
+                <m:t>)</m:t>
+              </m:r>
             </m:num>
             <m:den>
               <m:r>
@@ -7339,95 +7449,99 @@
           <m:r>
             <m:t>N</m:t>
           </m:r>
-          <m:d>
-            <m:dPr>
-              <m:begChr m:val="("/>
-              <m:sepChr m:val=""/>
-              <m:endChr m:val=")"/>
-              <m:grow/>
-            </m:dPr>
+          <m:r>
+            <m:rPr>
+              <m:sty m:val="p"/>
+            </m:rPr>
+            <m:t>(</m:t>
+          </m:r>
+          <m:r>
+            <m:rPr>
+              <m:sty m:val="p"/>
+            </m:rPr>
+            <m:t>−</m:t>
+          </m:r>
+          <m:sSub>
             <m:e>
+              <m:r>
+                <m:t>d</m:t>
+              </m:r>
+            </m:e>
+            <m:sub>
+              <m:r>
+                <m:t>2</m:t>
+              </m:r>
+            </m:sub>
+          </m:sSub>
+          <m:r>
+            <m:rPr>
+              <m:sty m:val="p"/>
+            </m:rPr>
+            <m:t>)</m:t>
+          </m:r>
+          <m:r>
+            <m:rPr>
+              <m:sty m:val="p"/>
+            </m:rPr>
+            <m:t>−</m:t>
+          </m:r>
+          <m:r>
+            <m:t>S</m:t>
+          </m:r>
+          <m:sSup>
+            <m:e>
+              <m:r>
+                <m:t>e</m:t>
+              </m:r>
+            </m:e>
+            <m:sup>
               <m:r>
                 <m:rPr>
                   <m:sty m:val="p"/>
                 </m:rPr>
                 <m:t>−</m:t>
               </m:r>
-              <m:sSub>
-                <m:e>
-                  <m:r>
-                    <m:t>d</m:t>
-                  </m:r>
-                </m:e>
-                <m:sub>
-                  <m:r>
-                    <m:t>2</m:t>
-                  </m:r>
-                </m:sub>
-              </m:sSub>
-            </m:e>
-          </m:d>
+              <m:r>
+                <m:t>q</m:t>
+              </m:r>
+              <m:r>
+                <m:t>T</m:t>
+              </m:r>
+            </m:sup>
+          </m:sSup>
+          <m:r>
+            <m:t>N</m:t>
+          </m:r>
+          <m:r>
+            <m:rPr>
+              <m:sty m:val="p"/>
+            </m:rPr>
+            <m:t>(</m:t>
+          </m:r>
           <m:r>
             <m:rPr>
               <m:sty m:val="p"/>
             </m:rPr>
             <m:t>−</m:t>
           </m:r>
-          <m:r>
-            <m:t>S</m:t>
-          </m:r>
-          <m:sSup>
+          <m:sSub>
             <m:e>
               <m:r>
-                <m:t>e</m:t>
+                <m:t>d</m:t>
               </m:r>
             </m:e>
-            <m:sup>
-              <m:r>
-                <m:rPr>
-                  <m:sty m:val="p"/>
-                </m:rPr>
-                <m:t>−</m:t>
-              </m:r>
-              <m:r>
-                <m:t>q</m:t>
-              </m:r>
-              <m:r>
-                <m:t>T</m:t>
-              </m:r>
-            </m:sup>
-          </m:sSup>
-          <m:r>
-            <m:t>N</m:t>
-          </m:r>
-          <m:d>
-            <m:dPr>
-              <m:begChr m:val="("/>
-              <m:sepChr m:val=""/>
-              <m:endChr m:val=")"/>
-              <m:grow/>
-            </m:dPr>
-            <m:e>
-              <m:r>
-                <m:rPr>
-                  <m:sty m:val="p"/>
-                </m:rPr>
-                <m:t>−</m:t>
-              </m:r>
-              <m:sSub>
-                <m:e>
-                  <m:r>
-                    <m:t>d</m:t>
-                  </m:r>
-                </m:e>
-                <m:sub>
-                  <m:r>
-                    <m:t>1</m:t>
-                  </m:r>
-                </m:sub>
-              </m:sSub>
-            </m:e>
-          </m:d>
+            <m:sub>
+              <m:r>
+                <m:t>1</m:t>
+              </m:r>
+            </m:sub>
+          </m:sSub>
+          <m:r>
+            <m:rPr>
+              <m:sty m:val="p"/>
+            </m:rPr>
+            <m:t>)</m:t>
+          </m:r>
         </m:oMath>
       </m:oMathPara>
     </w:p>
@@ -7477,89 +7591,93 @@
                 </m:rPr>
                 <m:t>ln</m:t>
               </m:r>
-              <m:d>
-                <m:dPr>
-                  <m:begChr m:val="("/>
-                  <m:sepChr m:val=""/>
-                  <m:endChr m:val=")"/>
-                  <m:grow/>
-                </m:dPr>
-                <m:e>
-                  <m:f>
-                    <m:fPr>
-                      <m:type m:val="bar"/>
-                    </m:fPr>
-                    <m:num>
-                      <m:r>
-                        <m:t>S</m:t>
-                      </m:r>
-                    </m:num>
-                    <m:den>
-                      <m:r>
-                        <m:t>K</m:t>
-                      </m:r>
-                    </m:den>
-                  </m:f>
-                </m:e>
-              </m:d>
+              <m:r>
+                <m:rPr>
+                  <m:sty m:val="p"/>
+                </m:rPr>
+                <m:t>(</m:t>
+              </m:r>
+              <m:f>
+                <m:fPr>
+                  <m:type m:val="bar"/>
+                </m:fPr>
+                <m:num>
+                  <m:r>
+                    <m:t>S</m:t>
+                  </m:r>
+                </m:num>
+                <m:den>
+                  <m:r>
+                    <m:t>K</m:t>
+                  </m:r>
+                </m:den>
+              </m:f>
+              <m:r>
+                <m:rPr>
+                  <m:sty m:val="p"/>
+                </m:rPr>
+                <m:t>)</m:t>
+              </m:r>
               <m:r>
                 <m:rPr>
                   <m:sty m:val="p"/>
                 </m:rPr>
                 <m:t>+</m:t>
               </m:r>
-              <m:d>
-                <m:dPr>
-                  <m:begChr m:val="("/>
-                  <m:sepChr m:val=""/>
-                  <m:endChr m:val=")"/>
-                  <m:grow/>
-                </m:dPr>
-                <m:e>
-                  <m:r>
-                    <m:t>r</m:t>
-                  </m:r>
-                  <m:r>
-                    <m:rPr>
-                      <m:sty m:val="p"/>
-                    </m:rPr>
-                    <m:t>−</m:t>
-                  </m:r>
-                  <m:r>
-                    <m:t>q</m:t>
-                  </m:r>
-                  <m:r>
-                    <m:rPr>
-                      <m:sty m:val="p"/>
-                    </m:rPr>
-                    <m:t>+</m:t>
-                  </m:r>
-                  <m:f>
-                    <m:fPr>
-                      <m:type m:val="bar"/>
-                    </m:fPr>
-                    <m:num>
-                      <m:sSup>
-                        <m:e>
-                          <m:r>
-                            <m:t>σ</m:t>
-                          </m:r>
-                        </m:e>
-                        <m:sup>
-                          <m:r>
-                            <m:t>2</m:t>
-                          </m:r>
-                        </m:sup>
-                      </m:sSup>
-                    </m:num>
-                    <m:den>
+              <m:r>
+                <m:rPr>
+                  <m:sty m:val="p"/>
+                </m:rPr>
+                <m:t>(</m:t>
+              </m:r>
+              <m:r>
+                <m:t>r</m:t>
+              </m:r>
+              <m:r>
+                <m:rPr>
+                  <m:sty m:val="p"/>
+                </m:rPr>
+                <m:t>−</m:t>
+              </m:r>
+              <m:r>
+                <m:t>q</m:t>
+              </m:r>
+              <m:r>
+                <m:rPr>
+                  <m:sty m:val="p"/>
+                </m:rPr>
+                <m:t>+</m:t>
+              </m:r>
+              <m:f>
+                <m:fPr>
+                  <m:type m:val="bar"/>
+                </m:fPr>
+                <m:num>
+                  <m:sSup>
+                    <m:e>
+                      <m:r>
+                        <m:t>σ</m:t>
+                      </m:r>
+                    </m:e>
+                    <m:sup>
                       <m:r>
                         <m:t>2</m:t>
                       </m:r>
-                    </m:den>
-                  </m:f>
-                </m:e>
-              </m:d>
+                    </m:sup>
+                  </m:sSup>
+                </m:num>
+                <m:den>
+                  <m:r>
+                    <m:t>2</m:t>
+                  </m:r>
+                </m:den>
+              </m:f>
+              <m:r>
+                <m:rPr>
+                  <m:sty m:val="p"/>
+                </m:rPr>
+                <m:t>)</m:t>
+              </m:r>
               <m:r>
                 <m:t>T</m:t>
               </m:r>
@@ -7643,8 +7761,8 @@
         </m:oMath>
       </m:oMathPara>
     </w:p>
-    <w:bookmarkEnd w:id="28"/>
-    <w:bookmarkStart w:id="29" w:name="X7b8830d054ecd887231f1fae8c12be8276e2d53"/>
+    <w:bookmarkEnd w:id="17"/>
+    <w:bookmarkStart w:id="18" w:name="X7b8830d054ecd887231f1fae8c12be8276e2d53"/>
     <w:p>
       <w:pPr>
         <w:pStyle w:val="Heading3"/>
@@ -7696,37 +7814,39 @@
           </m:rPr>
           <m:t>ln</m:t>
         </m:r>
-        <m:d>
-          <m:dPr>
-            <m:begChr m:val="("/>
-            <m:sepChr m:val=""/>
-            <m:endChr m:val=")"/>
-            <m:grow/>
-          </m:dPr>
+        <m:r>
+          <m:rPr>
+            <m:sty m:val="p"/>
+          </m:rPr>
+          <m:t>(</m:t>
+        </m:r>
+        <m:sSub>
           <m:e>
-            <m:sSub>
-              <m:e>
-                <m:r>
-                  <m:t>S</m:t>
-                </m:r>
-              </m:e>
-              <m:sub>
-                <m:r>
-                  <m:t>0</m:t>
-                </m:r>
-              </m:sub>
-            </m:sSub>
             <m:r>
-              <m:rPr>
-                <m:sty m:val="p"/>
-              </m:rPr>
-              <m:t>/</m:t>
-            </m:r>
-            <m:r>
-              <m:t>K</m:t>
+              <m:t>S</m:t>
             </m:r>
           </m:e>
-        </m:d>
+          <m:sub>
+            <m:r>
+              <m:t>0</m:t>
+            </m:r>
+          </m:sub>
+        </m:sSub>
+        <m:r>
+          <m:rPr>
+            <m:sty m:val="p"/>
+          </m:rPr>
+          <m:t>/</m:t>
+        </m:r>
+        <m:r>
+          <m:t>K</m:t>
+        </m:r>
+        <m:r>
+          <m:rPr>
+            <m:sty m:val="p"/>
+          </m:rPr>
+          <m:t>)</m:t>
+        </m:r>
         <m:r>
           <m:rPr>
             <m:sty m:val="p"/>
@@ -7829,28 +7949,30 @@
         <m:r>
           <m:t>N</m:t>
         </m:r>
-        <m:d>
-          <m:dPr>
-            <m:begChr m:val="("/>
-            <m:sepChr m:val=""/>
-            <m:endChr m:val=")"/>
-            <m:grow/>
-          </m:dPr>
+        <m:r>
+          <m:rPr>
+            <m:sty m:val="p"/>
+          </m:rPr>
+          <m:t>(</m:t>
+        </m:r>
+        <m:sSub>
           <m:e>
-            <m:sSub>
-              <m:e>
-                <m:r>
-                  <m:t>d</m:t>
-                </m:r>
-              </m:e>
-              <m:sub>
-                <m:r>
-                  <m:t>1</m:t>
-                </m:r>
-              </m:sub>
-            </m:sSub>
+            <m:r>
+              <m:t>d</m:t>
+            </m:r>
           </m:e>
-        </m:d>
+          <m:sub>
+            <m:r>
+              <m:t>1</m:t>
+            </m:r>
+          </m:sub>
+        </m:sSub>
+        <m:r>
+          <m:rPr>
+            <m:sty m:val="p"/>
+          </m:rPr>
+          <m:t>)</m:t>
+        </m:r>
         <m:r>
           <m:rPr>
             <m:sty m:val="p"/>
@@ -7874,28 +7996,30 @@
         <m:r>
           <m:t>N</m:t>
         </m:r>
-        <m:d>
-          <m:dPr>
-            <m:begChr m:val="("/>
-            <m:sepChr m:val=""/>
-            <m:endChr m:val=")"/>
-            <m:grow/>
-          </m:dPr>
+        <m:r>
+          <m:rPr>
+            <m:sty m:val="p"/>
+          </m:rPr>
+          <m:t>(</m:t>
+        </m:r>
+        <m:sSub>
           <m:e>
-            <m:sSub>
-              <m:e>
-                <m:r>
-                  <m:t>d</m:t>
-                </m:r>
-              </m:e>
-              <m:sub>
-                <m:r>
-                  <m:t>2</m:t>
-                </m:r>
-              </m:sub>
-            </m:sSub>
+            <m:r>
+              <m:t>d</m:t>
+            </m:r>
           </m:e>
-        </m:d>
+          <m:sub>
+            <m:r>
+              <m:t>2</m:t>
+            </m:r>
+          </m:sub>
+        </m:sSub>
+        <m:r>
+          <m:rPr>
+            <m:sty m:val="p"/>
+          </m:rPr>
+          <m:t>)</m:t>
+        </m:r>
         <m:r>
           <m:rPr>
             <m:sty m:val="p"/>
@@ -7952,28 +8076,30 @@
         <m:r>
           <m:t>N</m:t>
         </m:r>
-        <m:d>
-          <m:dPr>
-            <m:begChr m:val="("/>
-            <m:sepChr m:val=""/>
-            <m:endChr m:val=")"/>
-            <m:grow/>
-          </m:dPr>
+        <m:r>
+          <m:rPr>
+            <m:sty m:val="p"/>
+          </m:rPr>
+          <m:t>(</m:t>
+        </m:r>
+        <m:sSub>
           <m:e>
-            <m:sSub>
-              <m:e>
-                <m:r>
-                  <m:t>d</m:t>
-                </m:r>
-              </m:e>
-              <m:sub>
-                <m:r>
-                  <m:t>2</m:t>
-                </m:r>
-              </m:sub>
-            </m:sSub>
+            <m:r>
+              <m:t>d</m:t>
+            </m:r>
           </m:e>
-        </m:d>
+          <m:sub>
+            <m:r>
+              <m:t>2</m:t>
+            </m:r>
+          </m:sub>
+        </m:sSub>
+        <m:r>
+          <m:rPr>
+            <m:sty m:val="p"/>
+          </m:rPr>
+          <m:t>)</m:t>
+        </m:r>
         <m:r>
           <m:rPr>
             <m:sty m:val="p"/>
@@ -8065,9 +8191,9 @@
         </m:r>
       </m:oMath>
     </w:p>
-    <w:bookmarkEnd w:id="29"/>
-    <w:bookmarkEnd w:id="30"/>
-    <w:bookmarkStart w:id="31" w:name="greeks-delta-and-gamma"/>
+    <w:bookmarkEnd w:id="18"/>
+    <w:bookmarkEnd w:id="19"/>
+    <w:bookmarkStart w:id="20" w:name="greeks-delta-and-gamma"/>
     <w:p>
       <w:pPr>
         <w:pStyle w:val="Heading2"/>
@@ -8095,6 +8221,9 @@
       </w:r>
       <m:oMath>
         <m:r>
+          <m:rPr>
+            <m:sty m:val="p"/>
+          </m:rPr>
           <m:t>Δ</m:t>
         </m:r>
       </m:oMath>
@@ -8112,6 +8241,9 @@
         </m:oMathParaPr>
         <m:oMath>
           <m:r>
+            <m:rPr>
+              <m:sty m:val="p"/>
+            </m:rPr>
             <m:t>Δ</m:t>
           </m:r>
           <m:r>
@@ -8161,37 +8293,39 @@
               <m:r>
                 <m:t>C</m:t>
               </m:r>
-              <m:d>
-                <m:dPr>
-                  <m:begChr m:val="("/>
-                  <m:sepChr m:val=""/>
-                  <m:endChr m:val=")"/>
-                  <m:grow/>
-                </m:dPr>
+              <m:r>
+                <m:rPr>
+                  <m:sty m:val="p"/>
+                </m:rPr>
+                <m:t>(</m:t>
+              </m:r>
+              <m:sSub>
                 <m:e>
-                  <m:sSub>
-                    <m:e>
-                      <m:r>
-                        <m:t>S</m:t>
-                      </m:r>
-                    </m:e>
-                    <m:sub>
-                      <m:r>
-                        <m:t>0</m:t>
-                      </m:r>
-                    </m:sub>
-                  </m:sSub>
                   <m:r>
-                    <m:rPr>
-                      <m:sty m:val="p"/>
-                    </m:rPr>
-                    <m:t>+</m:t>
-                  </m:r>
-                  <m:r>
-                    <m:t>h</m:t>
+                    <m:t>S</m:t>
                   </m:r>
                 </m:e>
-              </m:d>
+                <m:sub>
+                  <m:r>
+                    <m:t>0</m:t>
+                  </m:r>
+                </m:sub>
+              </m:sSub>
+              <m:r>
+                <m:rPr>
+                  <m:sty m:val="p"/>
+                </m:rPr>
+                <m:t>+</m:t>
+              </m:r>
+              <m:r>
+                <m:t>h</m:t>
+              </m:r>
+              <m:r>
+                <m:rPr>
+                  <m:sty m:val="p"/>
+                </m:rPr>
+                <m:t>)</m:t>
+              </m:r>
               <m:r>
                 <m:rPr>
                   <m:sty m:val="p"/>
@@ -8201,37 +8335,39 @@
               <m:r>
                 <m:t>C</m:t>
               </m:r>
-              <m:d>
-                <m:dPr>
-                  <m:begChr m:val="("/>
-                  <m:sepChr m:val=""/>
-                  <m:endChr m:val=")"/>
-                  <m:grow/>
-                </m:dPr>
+              <m:r>
+                <m:rPr>
+                  <m:sty m:val="p"/>
+                </m:rPr>
+                <m:t>(</m:t>
+              </m:r>
+              <m:sSub>
                 <m:e>
-                  <m:sSub>
-                    <m:e>
-                      <m:r>
-                        <m:t>S</m:t>
-                      </m:r>
-                    </m:e>
-                    <m:sub>
-                      <m:r>
-                        <m:t>0</m:t>
-                      </m:r>
-                    </m:sub>
-                  </m:sSub>
                   <m:r>
-                    <m:rPr>
-                      <m:sty m:val="p"/>
-                    </m:rPr>
-                    <m:t>−</m:t>
-                  </m:r>
-                  <m:r>
-                    <m:t>h</m:t>
+                    <m:t>S</m:t>
                   </m:r>
                 </m:e>
-              </m:d>
+                <m:sub>
+                  <m:r>
+                    <m:t>0</m:t>
+                  </m:r>
+                </m:sub>
+              </m:sSub>
+              <m:r>
+                <m:rPr>
+                  <m:sty m:val="p"/>
+                </m:rPr>
+                <m:t>−</m:t>
+              </m:r>
+              <m:r>
+                <m:t>h</m:t>
+              </m:r>
+              <m:r>
+                <m:rPr>
+                  <m:sty m:val="p"/>
+                </m:rPr>
+                <m:t>)</m:t>
+              </m:r>
             </m:num>
             <m:den>
               <m:r>
@@ -8278,37 +8414,39 @@
         <m:r>
           <m:t>C</m:t>
         </m:r>
-        <m:d>
-          <m:dPr>
-            <m:begChr m:val="("/>
-            <m:sepChr m:val=""/>
-            <m:endChr m:val=")"/>
-            <m:grow/>
-          </m:dPr>
+        <m:r>
+          <m:rPr>
+            <m:sty m:val="p"/>
+          </m:rPr>
+          <m:t>(</m:t>
+        </m:r>
+        <m:sSub>
           <m:e>
-            <m:sSub>
-              <m:e>
-                <m:r>
-                  <m:t>S</m:t>
-                </m:r>
-              </m:e>
-              <m:sub>
-                <m:r>
-                  <m:t>0</m:t>
-                </m:r>
-              </m:sub>
-            </m:sSub>
             <m:r>
-              <m:rPr>
-                <m:sty m:val="p"/>
-              </m:rPr>
-              <m:t>+</m:t>
-            </m:r>
-            <m:r>
-              <m:t>h</m:t>
+              <m:t>S</m:t>
             </m:r>
           </m:e>
-        </m:d>
+          <m:sub>
+            <m:r>
+              <m:t>0</m:t>
+            </m:r>
+          </m:sub>
+        </m:sSub>
+        <m:r>
+          <m:rPr>
+            <m:sty m:val="p"/>
+          </m:rPr>
+          <m:t>+</m:t>
+        </m:r>
+        <m:r>
+          <m:t>h</m:t>
+        </m:r>
+        <m:r>
+          <m:rPr>
+            <m:sty m:val="p"/>
+          </m:rPr>
+          <m:t>)</m:t>
+        </m:r>
       </m:oMath>
       <w:r>
         <w:t xml:space="preserve">: Calculate the option price with the spot price increased by</w:t>
@@ -8337,37 +8475,39 @@
         <m:r>
           <m:t>C</m:t>
         </m:r>
-        <m:d>
-          <m:dPr>
-            <m:begChr m:val="("/>
-            <m:sepChr m:val=""/>
-            <m:endChr m:val=")"/>
-            <m:grow/>
-          </m:dPr>
+        <m:r>
+          <m:rPr>
+            <m:sty m:val="p"/>
+          </m:rPr>
+          <m:t>(</m:t>
+        </m:r>
+        <m:sSub>
           <m:e>
-            <m:sSub>
-              <m:e>
-                <m:r>
-                  <m:t>S</m:t>
-                </m:r>
-              </m:e>
-              <m:sub>
-                <m:r>
-                  <m:t>0</m:t>
-                </m:r>
-              </m:sub>
-            </m:sSub>
             <m:r>
-              <m:rPr>
-                <m:sty m:val="p"/>
-              </m:rPr>
-              <m:t>−</m:t>
-            </m:r>
-            <m:r>
-              <m:t>h</m:t>
+              <m:t>S</m:t>
             </m:r>
           </m:e>
-        </m:d>
+          <m:sub>
+            <m:r>
+              <m:t>0</m:t>
+            </m:r>
+          </m:sub>
+        </m:sSub>
+        <m:r>
+          <m:rPr>
+            <m:sty m:val="p"/>
+          </m:rPr>
+          <m:t>−</m:t>
+        </m:r>
+        <m:r>
+          <m:t>h</m:t>
+        </m:r>
+        <m:r>
+          <m:rPr>
+            <m:sty m:val="p"/>
+          </m:rPr>
+          <m:t>)</m:t>
+        </m:r>
       </m:oMath>
       <w:r>
         <w:t xml:space="preserve">: Calculate the option price with the spot price decreased by</w:t>
@@ -8403,6 +8543,9 @@
       </w:r>
       <m:oMath>
         <m:r>
+          <m:rPr>
+            <m:sty m:val="p"/>
+          </m:rPr>
           <m:t>Γ</m:t>
         </m:r>
       </m:oMath>
@@ -8420,6 +8563,9 @@
         </m:oMathParaPr>
         <m:oMath>
           <m:r>
+            <m:rPr>
+              <m:sty m:val="p"/>
+            </m:rPr>
             <m:t>Γ</m:t>
           </m:r>
           <m:r>
@@ -8485,39 +8631,44 @@
             </m:fPr>
             <m:num>
               <m:r>
+                <m:rPr>
+                  <m:sty m:val="p"/>
+                </m:rPr>
                 <m:t>Δ</m:t>
               </m:r>
-              <m:d>
-                <m:dPr>
-                  <m:begChr m:val="("/>
-                  <m:sepChr m:val=""/>
-                  <m:endChr m:val=")"/>
-                  <m:grow/>
-                </m:dPr>
+              <m:r>
+                <m:rPr>
+                  <m:sty m:val="p"/>
+                </m:rPr>
+                <m:t>(</m:t>
+              </m:r>
+              <m:sSub>
                 <m:e>
-                  <m:sSub>
-                    <m:e>
-                      <m:r>
-                        <m:t>S</m:t>
-                      </m:r>
-                    </m:e>
-                    <m:sub>
-                      <m:r>
-                        <m:t>0</m:t>
-                      </m:r>
-                    </m:sub>
-                  </m:sSub>
                   <m:r>
-                    <m:rPr>
-                      <m:sty m:val="p"/>
-                    </m:rPr>
-                    <m:t>+</m:t>
-                  </m:r>
-                  <m:r>
-                    <m:t>h</m:t>
+                    <m:t>S</m:t>
                   </m:r>
                 </m:e>
-              </m:d>
+                <m:sub>
+                  <m:r>
+                    <m:t>0</m:t>
+                  </m:r>
+                </m:sub>
+              </m:sSub>
+              <m:r>
+                <m:rPr>
+                  <m:sty m:val="p"/>
+                </m:rPr>
+                <m:t>+</m:t>
+              </m:r>
+              <m:r>
+                <m:t>h</m:t>
+              </m:r>
+              <m:r>
+                <m:rPr>
+                  <m:sty m:val="p"/>
+                </m:rPr>
+                <m:t>)</m:t>
+              </m:r>
               <m:r>
                 <m:rPr>
                   <m:sty m:val="p"/>
@@ -8525,39 +8676,44 @@
                 <m:t>−</m:t>
               </m:r>
               <m:r>
+                <m:rPr>
+                  <m:sty m:val="p"/>
+                </m:rPr>
                 <m:t>Δ</m:t>
               </m:r>
-              <m:d>
-                <m:dPr>
-                  <m:begChr m:val="("/>
-                  <m:sepChr m:val=""/>
-                  <m:endChr m:val=")"/>
-                  <m:grow/>
-                </m:dPr>
+              <m:r>
+                <m:rPr>
+                  <m:sty m:val="p"/>
+                </m:rPr>
+                <m:t>(</m:t>
+              </m:r>
+              <m:sSub>
                 <m:e>
-                  <m:sSub>
-                    <m:e>
-                      <m:r>
-                        <m:t>S</m:t>
-                      </m:r>
-                    </m:e>
-                    <m:sub>
-                      <m:r>
-                        <m:t>0</m:t>
-                      </m:r>
-                    </m:sub>
-                  </m:sSub>
                   <m:r>
-                    <m:rPr>
-                      <m:sty m:val="p"/>
-                    </m:rPr>
-                    <m:t>−</m:t>
-                  </m:r>
-                  <m:r>
-                    <m:t>h</m:t>
+                    <m:t>S</m:t>
                   </m:r>
                 </m:e>
-              </m:d>
+                <m:sub>
+                  <m:r>
+                    <m:t>0</m:t>
+                  </m:r>
+                </m:sub>
+              </m:sSub>
+              <m:r>
+                <m:rPr>
+                  <m:sty m:val="p"/>
+                </m:rPr>
+                <m:t>−</m:t>
+              </m:r>
+              <m:r>
+                <m:t>h</m:t>
+              </m:r>
+              <m:r>
+                <m:rPr>
+                  <m:sty m:val="p"/>
+                </m:rPr>
+                <m:t>)</m:t>
+              </m:r>
             </m:num>
             <m:den>
               <m:r>
@@ -8582,37 +8738,39 @@
               <m:r>
                 <m:t>C</m:t>
               </m:r>
-              <m:d>
-                <m:dPr>
-                  <m:begChr m:val="("/>
-                  <m:sepChr m:val=""/>
-                  <m:endChr m:val=")"/>
-                  <m:grow/>
-                </m:dPr>
+              <m:r>
+                <m:rPr>
+                  <m:sty m:val="p"/>
+                </m:rPr>
+                <m:t>(</m:t>
+              </m:r>
+              <m:sSub>
                 <m:e>
-                  <m:sSub>
-                    <m:e>
-                      <m:r>
-                        <m:t>S</m:t>
-                      </m:r>
-                    </m:e>
-                    <m:sub>
-                      <m:r>
-                        <m:t>0</m:t>
-                      </m:r>
-                    </m:sub>
-                  </m:sSub>
                   <m:r>
-                    <m:rPr>
-                      <m:sty m:val="p"/>
-                    </m:rPr>
-                    <m:t>+</m:t>
-                  </m:r>
-                  <m:r>
-                    <m:t>h</m:t>
+                    <m:t>S</m:t>
                   </m:r>
                 </m:e>
-              </m:d>
+                <m:sub>
+                  <m:r>
+                    <m:t>0</m:t>
+                  </m:r>
+                </m:sub>
+              </m:sSub>
+              <m:r>
+                <m:rPr>
+                  <m:sty m:val="p"/>
+                </m:rPr>
+                <m:t>+</m:t>
+              </m:r>
+              <m:r>
+                <m:t>h</m:t>
+              </m:r>
+              <m:r>
+                <m:rPr>
+                  <m:sty m:val="p"/>
+                </m:rPr>
+                <m:t>)</m:t>
+              </m:r>
               <m:r>
                 <m:rPr>
                   <m:sty m:val="p"/>
@@ -8625,28 +8783,30 @@
               <m:r>
                 <m:t>C</m:t>
               </m:r>
-              <m:d>
-                <m:dPr>
-                  <m:begChr m:val="("/>
-                  <m:sepChr m:val=""/>
-                  <m:endChr m:val=")"/>
-                  <m:grow/>
-                </m:dPr>
+              <m:r>
+                <m:rPr>
+                  <m:sty m:val="p"/>
+                </m:rPr>
+                <m:t>(</m:t>
+              </m:r>
+              <m:sSub>
                 <m:e>
-                  <m:sSub>
-                    <m:e>
-                      <m:r>
-                        <m:t>S</m:t>
-                      </m:r>
-                    </m:e>
-                    <m:sub>
-                      <m:r>
-                        <m:t>0</m:t>
-                      </m:r>
-                    </m:sub>
-                  </m:sSub>
+                  <m:r>
+                    <m:t>S</m:t>
+                  </m:r>
                 </m:e>
-              </m:d>
+                <m:sub>
+                  <m:r>
+                    <m:t>0</m:t>
+                  </m:r>
+                </m:sub>
+              </m:sSub>
+              <m:r>
+                <m:rPr>
+                  <m:sty m:val="p"/>
+                </m:rPr>
+                <m:t>)</m:t>
+              </m:r>
               <m:r>
                 <m:rPr>
                   <m:sty m:val="p"/>
@@ -8656,37 +8816,39 @@
               <m:r>
                 <m:t>C</m:t>
               </m:r>
-              <m:d>
-                <m:dPr>
-                  <m:begChr m:val="("/>
-                  <m:sepChr m:val=""/>
-                  <m:endChr m:val=")"/>
-                  <m:grow/>
-                </m:dPr>
+              <m:r>
+                <m:rPr>
+                  <m:sty m:val="p"/>
+                </m:rPr>
+                <m:t>(</m:t>
+              </m:r>
+              <m:sSub>
                 <m:e>
-                  <m:sSub>
-                    <m:e>
-                      <m:r>
-                        <m:t>S</m:t>
-                      </m:r>
-                    </m:e>
-                    <m:sub>
-                      <m:r>
-                        <m:t>0</m:t>
-                      </m:r>
-                    </m:sub>
-                  </m:sSub>
                   <m:r>
-                    <m:rPr>
-                      <m:sty m:val="p"/>
-                    </m:rPr>
-                    <m:t>−</m:t>
-                  </m:r>
-                  <m:r>
-                    <m:t>h</m:t>
+                    <m:t>S</m:t>
                   </m:r>
                 </m:e>
-              </m:d>
+                <m:sub>
+                  <m:r>
+                    <m:t>0</m:t>
+                  </m:r>
+                </m:sub>
+              </m:sSub>
+              <m:r>
+                <m:rPr>
+                  <m:sty m:val="p"/>
+                </m:rPr>
+                <m:t>−</m:t>
+              </m:r>
+              <m:r>
+                <m:t>h</m:t>
+              </m:r>
+              <m:r>
+                <m:rPr>
+                  <m:sty m:val="p"/>
+                </m:rPr>
+                <m:t>)</m:t>
+              </m:r>
             </m:num>
             <m:den>
               <m:sSup>
@@ -8715,6 +8877,9 @@
       </w:r>
       <m:oMath>
         <m:r>
+          <m:rPr>
+            <m:sty m:val="p"/>
+          </m:rPr>
           <m:t>Γ</m:t>
         </m:r>
       </m:oMath>
@@ -8723,6 +8888,9 @@
       </w:r>
       <m:oMath>
         <m:r>
+          <m:rPr>
+            <m:sty m:val="p"/>
+          </m:rPr>
           <m:t>Δ</m:t>
         </m:r>
       </m:oMath>
@@ -8759,37 +8927,39 @@
         <m:r>
           <m:t>C</m:t>
         </m:r>
-        <m:d>
-          <m:dPr>
-            <m:begChr m:val="("/>
-            <m:sepChr m:val=""/>
-            <m:endChr m:val=")"/>
-            <m:grow/>
-          </m:dPr>
+        <m:r>
+          <m:rPr>
+            <m:sty m:val="p"/>
+          </m:rPr>
+          <m:t>(</m:t>
+        </m:r>
+        <m:sSub>
           <m:e>
-            <m:sSub>
-              <m:e>
-                <m:r>
-                  <m:t>S</m:t>
-                </m:r>
-              </m:e>
-              <m:sub>
-                <m:r>
-                  <m:t>0</m:t>
-                </m:r>
-              </m:sub>
-            </m:sSub>
             <m:r>
-              <m:rPr>
-                <m:sty m:val="p"/>
-              </m:rPr>
-              <m:t>+</m:t>
-            </m:r>
-            <m:r>
-              <m:t>h</m:t>
+              <m:t>S</m:t>
             </m:r>
           </m:e>
-        </m:d>
+          <m:sub>
+            <m:r>
+              <m:t>0</m:t>
+            </m:r>
+          </m:sub>
+        </m:sSub>
+        <m:r>
+          <m:rPr>
+            <m:sty m:val="p"/>
+          </m:rPr>
+          <m:t>+</m:t>
+        </m:r>
+        <m:r>
+          <m:t>h</m:t>
+        </m:r>
+        <m:r>
+          <m:rPr>
+            <m:sty m:val="p"/>
+          </m:rPr>
+          <m:t>)</m:t>
+        </m:r>
       </m:oMath>
       <w:r>
         <w:t xml:space="preserve">: Option price with the spot price increased by</w:t>
@@ -8818,28 +8988,30 @@
         <m:r>
           <m:t>C</m:t>
         </m:r>
-        <m:d>
-          <m:dPr>
-            <m:begChr m:val="("/>
-            <m:sepChr m:val=""/>
-            <m:endChr m:val=")"/>
-            <m:grow/>
-          </m:dPr>
+        <m:r>
+          <m:rPr>
+            <m:sty m:val="p"/>
+          </m:rPr>
+          <m:t>(</m:t>
+        </m:r>
+        <m:sSub>
           <m:e>
-            <m:sSub>
-              <m:e>
-                <m:r>
-                  <m:t>S</m:t>
-                </m:r>
-              </m:e>
-              <m:sub>
-                <m:r>
-                  <m:t>0</m:t>
-                </m:r>
-              </m:sub>
-            </m:sSub>
+            <m:r>
+              <m:t>S</m:t>
+            </m:r>
           </m:e>
-        </m:d>
+          <m:sub>
+            <m:r>
+              <m:t>0</m:t>
+            </m:r>
+          </m:sub>
+        </m:sSub>
+        <m:r>
+          <m:rPr>
+            <m:sty m:val="p"/>
+          </m:rPr>
+          <m:t>)</m:t>
+        </m:r>
       </m:oMath>
       <w:r>
         <w:t xml:space="preserve">: Option price at the current spot price.</w:t>
@@ -8857,37 +9029,39 @@
         <m:r>
           <m:t>C</m:t>
         </m:r>
-        <m:d>
-          <m:dPr>
-            <m:begChr m:val="("/>
-            <m:sepChr m:val=""/>
-            <m:endChr m:val=")"/>
-            <m:grow/>
-          </m:dPr>
+        <m:r>
+          <m:rPr>
+            <m:sty m:val="p"/>
+          </m:rPr>
+          <m:t>(</m:t>
+        </m:r>
+        <m:sSub>
           <m:e>
-            <m:sSub>
-              <m:e>
-                <m:r>
-                  <m:t>S</m:t>
-                </m:r>
-              </m:e>
-              <m:sub>
-                <m:r>
-                  <m:t>0</m:t>
-                </m:r>
-              </m:sub>
-            </m:sSub>
             <m:r>
-              <m:rPr>
-                <m:sty m:val="p"/>
-              </m:rPr>
-              <m:t>−</m:t>
-            </m:r>
-            <m:r>
-              <m:t>h</m:t>
+              <m:t>S</m:t>
             </m:r>
           </m:e>
-        </m:d>
+          <m:sub>
+            <m:r>
+              <m:t>0</m:t>
+            </m:r>
+          </m:sub>
+        </m:sSub>
+        <m:r>
+          <m:rPr>
+            <m:sty m:val="p"/>
+          </m:rPr>
+          <m:t>−</m:t>
+        </m:r>
+        <m:r>
+          <m:t>h</m:t>
+        </m:r>
+        <m:r>
+          <m:rPr>
+            <m:sty m:val="p"/>
+          </m:rPr>
+          <m:t>)</m:t>
+        </m:r>
       </m:oMath>
       <w:r>
         <w:t xml:space="preserve">: Option price with the spot price decreased by</w:t>
@@ -8980,8 +9154,8 @@
         <w:t xml:space="preserve">, which is important for hedging strategies.</w:t>
       </w:r>
     </w:p>
-    <w:bookmarkEnd w:id="31"/>
-    <w:bookmarkStart w:id="34" w:name="implementation"/>
+    <w:bookmarkEnd w:id="20"/>
+    <w:bookmarkStart w:id="23" w:name="implementation"/>
     <w:p>
       <w:pPr>
         <w:pStyle w:val="Heading2"/>
@@ -8990,7 +9164,7 @@
         <w:t xml:space="preserve">Implementation</w:t>
       </w:r>
     </w:p>
-    <w:bookmarkStart w:id="32" w:name="notation"/>
+    <w:bookmarkStart w:id="21" w:name="notation"/>
     <w:p>
       <w:pPr>
         <w:pStyle w:val="Heading3"/>
@@ -9113,22 +9287,24 @@
         <m:r>
           <m:t>N</m:t>
         </m:r>
-        <m:d>
-          <m:dPr>
-            <m:begChr m:val="("/>
-            <m:sepChr m:val=""/>
-            <m:endChr m:val=")"/>
-            <m:grow/>
-          </m:dPr>
-          <m:e>
-            <m:r>
-              <m:rPr>
-                <m:sty m:val="p"/>
-              </m:rPr>
-              <m:t>⋅</m:t>
-            </m:r>
-          </m:e>
-        </m:d>
+        <m:r>
+          <m:rPr>
+            <m:sty m:val="p"/>
+          </m:rPr>
+          <m:t>(</m:t>
+        </m:r>
+        <m:r>
+          <m:rPr>
+            <m:sty m:val="p"/>
+          </m:rPr>
+          <m:t>⋅</m:t>
+        </m:r>
+        <m:r>
+          <m:rPr>
+            <m:sty m:val="p"/>
+          </m:rPr>
+          <m:t>)</m:t>
+        </m:r>
       </m:oMath>
       <w:r>
         <w:t xml:space="preserve">: Cumulative distribution function of the standard normal distribution.</w:t>
@@ -11962,8 +12138,8 @@
         <w:t xml:space="preserve">)</w:t>
       </w:r>
     </w:p>
-    <w:bookmarkEnd w:id="32"/>
-    <w:bookmarkStart w:id="33" w:name="example-usage"/>
+    <w:bookmarkEnd w:id="21"/>
+    <w:bookmarkStart w:id="22" w:name="example-usage"/>
     <w:p>
       <w:pPr>
         <w:pStyle w:val="Heading3"/>
@@ -12910,9 +13086,9 @@
         <w:t xml:space="preserve">True</w:t>
       </w:r>
     </w:p>
-    <w:bookmarkEnd w:id="33"/>
-    <w:bookmarkEnd w:id="34"/>
-    <w:bookmarkStart w:id="36" w:name="references"/>
+    <w:bookmarkEnd w:id="22"/>
+    <w:bookmarkEnd w:id="23"/>
+    <w:bookmarkStart w:id="25" w:name="references"/>
     <w:p>
       <w:pPr>
         <w:pStyle w:val="Heading2"/>
@@ -13027,8 +13203,8 @@
         <w:t xml:space="preserve"> </w:t>
       </w:r>
     </w:p>
-    <w:bookmarkStart w:id="35" w:name="fb-root"/>
-    <w:bookmarkEnd w:id="35"/>
+    <w:bookmarkStart w:id="24" w:name="fb-root"/>
+    <w:bookmarkEnd w:id="24"/>
     <w:p>
       <w:pPr>
         <w:pStyle w:val="BodyText"/>
@@ -13041,7 +13217,7 @@
         <w:t xml:space="preserve">You may also like</w:t>
       </w:r>
     </w:p>
-    <w:bookmarkEnd w:id="36"/>
+    <w:bookmarkEnd w:id="25"/>
     <w:sectPr>
       <w:footnotePr>
         <w:numRestart w:val="eachSect"/>
@@ -13462,10 +13638,10 @@
   <w:docDefaults>
     <w:rPrDefault>
       <w:rPr>
-        <w:rFonts w:asciiTheme="minorHAnsi" w:cstheme="minorBidi" w:eastAsiaTheme="minorHAnsi" w:hAnsiTheme="minorHAnsi"/>
+        <w:rFonts w:asciiTheme="minorHAnsi" w:cstheme="minorBidi" w:eastAsiaTheme="minorEastAsia" w:hAnsiTheme="minorHAnsi"/>
         <w:sz w:val="24"/>
         <w:szCs w:val="24"/>
-        <w:lang w:bidi="ar-SA" w:eastAsia="en-US" w:val="en-US"/>
+        <w:lang w:bidi="ar-SA" w:eastAsia="zh-CN" w:val="en-US"/>
       </w:rPr>
     </w:rPrDefault>
     <w:pPrDefault>
@@ -14006,13 +14182,6 @@
       </w:tblCellMar>
     </w:tblPr>
     <w:tblStylePr w:type="firstRow">
-      <w:tblPr>
-        <w:jc w:val="left"/>
-        <w:tblInd w:type="dxa" w:w="0"/>
-      </w:tblPr>
-      <w:trPr>
-        <w:jc w:val="left"/>
-      </w:trPr>
       <w:tcPr>
         <w:tcBorders>
           <w:bottom w:val="single"/>

--- a/posts/optionprice/index.docx
+++ b/posts/optionprice/index.docx
@@ -13088,7 +13088,7 @@
     </w:p>
     <w:bookmarkEnd w:id="22"/>
     <w:bookmarkEnd w:id="23"/>
-    <w:bookmarkStart w:id="25" w:name="references"/>
+    <w:bookmarkStart w:id="24" w:name="references"/>
     <w:p>
       <w:pPr>
         <w:pStyle w:val="Heading2"/>
@@ -13161,63 +13161,10 @@
           <w:b/>
           <w:bCs/>
         </w:rPr>
-        <w:t xml:space="preserve">Share on</w:t>
+        <w:t xml:space="preserve">You may also like</w:t>
       </w:r>
     </w:p>
-    <w:p>
-      <w:pPr>
-        <w:pStyle w:val="BodyText"/>
-      </w:pPr>
-    </w:p>
-    <w:p>
-      <w:pPr>
-        <w:pStyle w:val="BodyText"/>
-      </w:pPr>
-      <w:r>
-        <w:t xml:space="preserve"> </w:t>
-      </w:r>
-    </w:p>
-    <w:p>
-      <w:pPr>
-        <w:pStyle w:val="BodyText"/>
-      </w:pPr>
-    </w:p>
-    <w:p>
-      <w:pPr>
-        <w:pStyle w:val="BodyText"/>
-      </w:pPr>
-      <w:r>
-        <w:t xml:space="preserve"> </w:t>
-      </w:r>
-    </w:p>
-    <w:p>
-      <w:pPr>
-        <w:pStyle w:val="BodyText"/>
-      </w:pPr>
-    </w:p>
-    <w:p>
-      <w:pPr>
-        <w:pStyle w:val="BodyText"/>
-      </w:pPr>
-      <w:r>
-        <w:t xml:space="preserve"> </w:t>
-      </w:r>
-    </w:p>
-    <w:bookmarkStart w:id="24" w:name="fb-root"/>
     <w:bookmarkEnd w:id="24"/>
-    <w:p>
-      <w:pPr>
-        <w:pStyle w:val="BodyText"/>
-      </w:pPr>
-      <w:r>
-        <w:rPr>
-          <w:b/>
-          <w:bCs/>
-        </w:rPr>
-        <w:t xml:space="preserve">You may also like</w:t>
-      </w:r>
-    </w:p>
-    <w:bookmarkEnd w:id="25"/>
     <w:sectPr>
       <w:footnotePr>
         <w:numRestart w:val="eachSect"/>
